--- a/CevapAnahtari/Kimya12-tema-2-cevaplar.docx
+++ b/CevapAnahtari/Kimya12-tema-2-cevaplar.docx
@@ -8311,7 +8311,7 @@
           <w:rFonts w:ascii="Times New Roman" w:hAnsi="Times New Roman" w:cs="Times New Roman"/>
           <w:lang w:val="tr-TR"/>
         </w:rPr>
-        <w:t xml:space="preserve">3. Aşama (Tablo D ile): q (kJ) ve molar ısı: propan-1-ol 8,49 kJ, 0,00998 mol, ≈ 850 kJ/mol; propan-2-ol 8,40 kJ, ≈ 842 kJ/mol; bütan-1-ol 9,11 kJ, 0,00810 mol, ≈ 1126 kJ/mol; bütan-2-ol 9,03 kJ, ≈ 1115 kJ/mol; pentan-1-ol 9,53 kJ, 0,00681 mol, ≈ 1400 kJ/mol; pentan-2-ol 9,49 kJ, ≈ 1394 kJ/mol. Dallanmış alkollerde açığa çıkan ısı biraz azdır; dallanmış izomer daha kararlıdır. Deneysel değerler bilimsel değerlerin yaklaşık %42’sidir (ısı kaybı, kabın ısınması, eksik yanma). İzomerler arasındaki fark %1’in altındadır; tekrarlı ölçüm yapılmadan güvenilir sonuç çıkarılamaz. Diğer sorular: Öğrenci özgün cevabını oluşturur.</w:t>
+        <w:t xml:space="preserve">3. Aşama (Tablo D ile): q (kJ) ve molar ısı: propan-1-ol 8,49 kJ, 0,0100 mol, ≈ 849 kJ/mol; propan-2-ol 8,40 kJ, ≈ 840 kJ/mol; bütan-1-ol 9,11 kJ, 0,00811 mol, ≈ 1124 kJ/mol; bütan-2-ol 9,03 kJ, ≈ 1114 kJ/mol; pentan-1-ol 9,53 kJ, 0,00682 mol, ≈ 1398 kJ/mol; pentan-2-ol 9,49 kJ, ≈ 1392 kJ/mol. Dallanmış alkollerde açığa çıkan ısı biraz azdır; dallanmış izomer daha kararlıdır. Deneysel değerler bilimsel değerlerin yaklaşık %42’sidir (ısı kaybı, kabın ısınması, eksik yanma). İzomerler arasındaki fark %1’in altındadır; tekrarlı ölçüm yapılmadan güvenilir sonuç çıkarılamaz. Diğer sorular: Öğrenci özgün cevabını oluşturur.</w:t>
       </w:r>
     </w:p>
     <w:p>
@@ -10507,7 +10507,7 @@
           <w:rFonts w:ascii="Times New Roman" w:hAnsi="Times New Roman" w:cs="Times New Roman"/>
           <w:lang w:val="tr-TR"/>
         </w:rPr>
-        <w:t xml:space="preserve">; numaralandırma karbonil grubuna küçük numara veren uçtan yapılmamış ve konum numarası yanlış yere yazılmıştır: bütan-2-on (bütanon).  c) CH</w:t>
+        <w:t xml:space="preserve">; numaralandırma karbonil grubuna küçük numara veren uçtan yapılmamış ve konum numarası yanlış yere yazılmıştır: bütanon (karbonil grubu yalnızca 2. karbonda bulunabildiği için konum numarası yazılmaz).  c) CH</w:t>
       </w:r>
       <w:r>
         <w:rPr>
@@ -11342,7 +11342,7 @@
           <w:rFonts w:ascii="Times New Roman" w:hAnsi="Times New Roman" w:cs="Times New Roman"/>
           <w:lang w:val="tr-TR"/>
         </w:rPr>
-        <w:t xml:space="preserve">Sistematik adı propanondur (propan-2-on); karbonil grubu iki karbon atomu arasında bulunduğu için keton sınıfındadır. CH</w:t>
+        <w:t xml:space="preserve">Sistematik adı propanondur; karbonil grubu iki karbon atomu arasında bulunduğu için keton sınıfındadır. CH</w:t>
       </w:r>
       <w:r>
         <w:rPr>

--- a/CevapAnahtari/Kimya12-tema-2-cevaplar.docx
+++ b/CevapAnahtari/Kimya12-tema-2-cevaplar.docx
@@ -1902,7 +1902,7 @@
           <w:rFonts w:ascii="Times New Roman" w:hAnsi="Times New Roman" w:cs="Times New Roman"/>
           <w:lang w:val="tr-TR"/>
         </w:rPr>
-        <w:t xml:space="preserve">1. Aşama (Tablo A): Propen: 3, 6, 0, C</w:t>
+        <w:t xml:space="preserve">1. Aşama (tablo): Propen: 3, 6, 0, C</w:t>
       </w:r>
       <w:r>
         <w:rPr>
@@ -3756,7 +3756,7 @@
           <w:rFonts w:ascii="Times New Roman" w:hAnsi="Times New Roman" w:cs="Times New Roman"/>
           <w:lang w:val="tr-TR"/>
         </w:rPr>
-        <w:t xml:space="preserve">2. Aşama (Tablo B son sütun): metil: 0; etil: 1; propil: 1; izopropil: 2; bütil: 1; sek-bütil: 2; izobütil: 1; tert-bütil: 3. Grup adları alkan adındaki “-an” yerine “-il” getirilerek türetilir. Ana zincir en uzun zincirdir ve her zaman yatay yazılan zincir değildir (a ve e aynı bileşiktir). Numaralandırma yan gruba en yakın uçtan başlar; aynı gruplar di-, tri- ile, farklı gruplar alfabetik sırayla yazılır; g’de iki uçtan da 3 ve 4 bulunur, alfabetik olarak önce gelen etile küçük numara verilir. Sayılar arasında virgül, sayı ile harf arasında kısa çizgi kullanılır.</w:t>
+        <w:t xml:space="preserve">2. Aşama (alkil grupları tablosunun son sütunu): metil: 0; etil: 1; propil: 1; izopropil: 2; bütil: 1; sek-bütil: 2; izobütil: 1; tert-bütil: 3. Grup adları alkan adındaki “-an” yerine “-il” getirilerek türetilir. Ana zincir en uzun zincirdir ve her zaman yatay yazılan zincir değildir (a ve e aynı bileşiktir). Numaralandırma yan gruba en yakın uçtan başlar; aynı gruplar di-, tri- ile, farklı gruplar alfabetik sırayla yazılır; g’de iki uçtan da 3 ve 4 bulunur, alfabetik olarak önce gelen etile küçük numara verilir. Sayılar arasında virgül, sayı ile harf arasında kısa çizgi kullanılır.</w:t>
       </w:r>
     </w:p>
     <w:p>
@@ -8311,7 +8311,7 @@
           <w:rFonts w:ascii="Times New Roman" w:hAnsi="Times New Roman" w:cs="Times New Roman"/>
           <w:lang w:val="tr-TR"/>
         </w:rPr>
-        <w:t xml:space="preserve">3. Aşama (Tablo D ile): q (kJ) ve molar ısı: propan-1-ol 8,49 kJ, 0,0100 mol, ≈ 849 kJ/mol; propan-2-ol 8,40 kJ, ≈ 840 kJ/mol; bütan-1-ol 9,11 kJ, 0,00811 mol, ≈ 1124 kJ/mol; bütan-2-ol 9,03 kJ, ≈ 1114 kJ/mol; pentan-1-ol 9,53 kJ, 0,00682 mol, ≈ 1398 kJ/mol; pentan-2-ol 9,49 kJ, ≈ 1392 kJ/mol. Dallanmış alkollerde açığa çıkan ısı biraz azdır; dallanmış izomer daha kararlıdır. Deneysel değerler bilimsel değerlerin yaklaşık %42’sidir (ısı kaybı, kabın ısınması, eksik yanma). İzomerler arasındaki fark %1’in altındadır; tekrarlı ölçüm yapılmadan güvenilir sonuç çıkarılamaz. Diğer sorular: Öğrenci özgün cevabını oluşturur.</w:t>
+        <w:t xml:space="preserve">3. Aşama (hazır veri setiyle): q (kJ) ve molar ısı: propan-1-ol 8,49 kJ, 0,0100 mol, ≈ 849 kJ/mol; propan-2-ol 8,40 kJ, ≈ 840 kJ/mol; bütan-1-ol 9,11 kJ, 0,00811 mol, ≈ 1124 kJ/mol; bütan-2-ol 9,03 kJ, ≈ 1114 kJ/mol; pentan-1-ol 9,53 kJ, 0,00682 mol, ≈ 1398 kJ/mol; pentan-2-ol 9,49 kJ, ≈ 1392 kJ/mol. Dallanmış alkollerde açığa çıkan ısı biraz azdır; dallanmış izomer daha kararlıdır. Deneysel değerler bilimsel değerlerin yaklaşık %42’sidir (ısı kaybı, kabın ısınması, eksik yanma). İzomerler arasındaki fark %1’in altındadır; tekrarlı ölçüm yapılmadan güvenilir sonuç çıkarılamaz. Diğer sorular: Öğrenci özgün cevabını oluşturur.</w:t>
       </w:r>
     </w:p>
     <w:p>

--- a/CevapAnahtari/Kimya12-tema-2-cevaplar.docx
+++ b/CevapAnahtari/Kimya12-tema-2-cevaplar.docx
@@ -233,8 +233,8 @@
       <w:r>
         <w:rPr>
           <w:rFonts w:ascii="Times New Roman" w:hAnsi="Times New Roman" w:cs="Times New Roman"/>
-          <w:vertAlign w:val="subscript"/>
-          <w:lang w:val="tr-TR"/>
+          <w:lang w:val="tr-TR"/>
+          <w:vertAlign w:val="subscript"/>
         </w:rPr>
         <w:t xml:space="preserve">2</w:t>
       </w:r>
@@ -248,17 +248,17 @@
       <w:r>
         <w:rPr>
           <w:rFonts w:ascii="Times New Roman" w:hAnsi="Times New Roman" w:cs="Times New Roman"/>
-          <w:vertAlign w:val="subscript"/>
-          <w:lang w:val="tr-TR"/>
-        </w:rPr>
-        <w:t xml:space="preserve">2</w:t>
-      </w:r>
-      <w:r>
-        <w:rPr>
-          <w:rFonts w:ascii="Times New Roman" w:hAnsi="Times New Roman" w:cs="Times New Roman"/>
-          <w:lang w:val="tr-TR"/>
-        </w:rPr>
-        <w:t xml:space="preserve"> zor tepkimeye girer. C=C bağının enerjisi (611 kJ/mol) C–C bağının iki katından (694 kJ/mol) küçüktür; ikinci bağ yan yana örtüşmeyle oluşan, daha az etkili örtüşen ve daha zayıf olan pi bağıdır. Paylaşım ve değerlendirme: Öğrenci özgün cevabını oluşturur.</w:t>
+          <w:lang w:val="tr-TR"/>
+          <w:vertAlign w:val="subscript"/>
+        </w:rPr>
+        <w:t xml:space="preserve">2</w:t>
+      </w:r>
+      <w:r>
+        <w:rPr>
+          <w:rFonts w:ascii="Times New Roman" w:hAnsi="Times New Roman" w:cs="Times New Roman"/>
+          <w:lang w:val="tr-TR"/>
+        </w:rPr>
+        <w:t xml:space="preserve"> zor tepkimeye girer. Uç uca örtüşmede orbitallerin ortak bölgesi iki çekirdek arasında, bağ ekseni üzerinde yer alır ve daha büyüktür; yan yana örtüşmede ortak bölge küçüktür ve örtüşme daha az etkilidir. Bu nedenle pi bağının sigma bağından zayıf olması, dolayısıyla aynı atomlar arasındaki ikili bağın enerjisinin tekli bağın enerjisinin iki katından küçük olması beklenir. Paylaşım ve değerlendirme: Öğrenci özgün cevabını oluşturur.</w:t>
       </w:r>
     </w:p>
     <w:p>
@@ -520,8 +520,8 @@
       <w:r>
         <w:rPr>
           <w:rFonts w:ascii="Times New Roman" w:hAnsi="Times New Roman" w:cs="Times New Roman"/>
+          <w:lang w:val="tr-TR"/>
           <w:vertAlign w:val="superscript"/>
-          <w:lang w:val="tr-TR"/>
         </w:rPr>
         <w:t xml:space="preserve">3</w:t>
       </w:r>
@@ -535,17 +535,77 @@
       <w:r>
         <w:rPr>
           <w:rFonts w:ascii="Times New Roman" w:hAnsi="Times New Roman" w:cs="Times New Roman"/>
+          <w:lang w:val="tr-TR"/>
           <w:vertAlign w:val="superscript"/>
-          <w:lang w:val="tr-TR"/>
-        </w:rPr>
-        <w:t xml:space="preserve">2</w:t>
-      </w:r>
-      <w:r>
-        <w:rPr>
-          <w:rFonts w:ascii="Times New Roman" w:hAnsi="Times New Roman" w:cs="Times New Roman"/>
-          <w:lang w:val="tr-TR"/>
-        </w:rPr>
-        <w:t xml:space="preserve">, 1 p, 120°, 1 π. Etin: bir 2s + bir 2p → iki sp, 2 p, 180°, 2 π. Karışan orbital sayısı oluşan hibrit orbital sayısına eşittir; hibrit orbitallerin enerjisi 2s ile 2p arasındadır ve birbirine eşittir; bağlanılan atom sayısı hibrit orbital sayısına, karışmadan kalan p orbitali sayısı π bağı sayısına eşittir.</w:t>
+        </w:rPr>
+        <w:t xml:space="preserve">2</w:t>
+      </w:r>
+      <w:r>
+        <w:rPr>
+          <w:rFonts w:ascii="Times New Roman" w:hAnsi="Times New Roman" w:cs="Times New Roman"/>
+          <w:lang w:val="tr-TR"/>
+        </w:rPr>
+        <w:t xml:space="preserve">, 1 p, 120°, 1 π. Etin: bir 2s + bir 2p → iki sp, 2 p, 180°, 2 π. Karışan orbital sayısı oluşan hibrit orbital sayısına eşittir; hibrit orbitallerin enerjisi 2s ile 2p arasındadır ve birbirine eşittir. Metanda C–H bağları sp</w:t>
+      </w:r>
+      <w:r>
+        <w:rPr>
+          <w:rFonts w:ascii="Times New Roman" w:hAnsi="Times New Roman" w:cs="Times New Roman"/>
+          <w:lang w:val="tr-TR"/>
+          <w:vertAlign w:val="superscript"/>
+        </w:rPr>
+        <w:t xml:space="preserve">3</w:t>
+      </w:r>
+      <w:r>
+        <w:rPr>
+          <w:rFonts w:ascii="Times New Roman" w:hAnsi="Times New Roman" w:cs="Times New Roman"/>
+          <w:lang w:val="tr-TR"/>
+        </w:rPr>
+        <w:t xml:space="preserve">–1s; etende C–H bağları sp</w:t>
+      </w:r>
+      <w:r>
+        <w:rPr>
+          <w:rFonts w:ascii="Times New Roman" w:hAnsi="Times New Roman" w:cs="Times New Roman"/>
+          <w:lang w:val="tr-TR"/>
+          <w:vertAlign w:val="superscript"/>
+        </w:rPr>
+        <w:t xml:space="preserve">2</w:t>
+      </w:r>
+      <w:r>
+        <w:rPr>
+          <w:rFonts w:ascii="Times New Roman" w:hAnsi="Times New Roman" w:cs="Times New Roman"/>
+          <w:lang w:val="tr-TR"/>
+        </w:rPr>
+        <w:t xml:space="preserve">–1s, C–C sigma bağı sp</w:t>
+      </w:r>
+      <w:r>
+        <w:rPr>
+          <w:rFonts w:ascii="Times New Roman" w:hAnsi="Times New Roman" w:cs="Times New Roman"/>
+          <w:lang w:val="tr-TR"/>
+          <w:vertAlign w:val="superscript"/>
+        </w:rPr>
+        <w:t xml:space="preserve">2</w:t>
+      </w:r>
+      <w:r>
+        <w:rPr>
+          <w:rFonts w:ascii="Times New Roman" w:hAnsi="Times New Roman" w:cs="Times New Roman"/>
+          <w:lang w:val="tr-TR"/>
+        </w:rPr>
+        <w:t xml:space="preserve">–sp</w:t>
+      </w:r>
+      <w:r>
+        <w:rPr>
+          <w:rFonts w:ascii="Times New Roman" w:hAnsi="Times New Roman" w:cs="Times New Roman"/>
+          <w:lang w:val="tr-TR"/>
+          <w:vertAlign w:val="superscript"/>
+        </w:rPr>
+        <w:t xml:space="preserve">2</w:t>
+      </w:r>
+      <w:r>
+        <w:rPr>
+          <w:rFonts w:ascii="Times New Roman" w:hAnsi="Times New Roman" w:cs="Times New Roman"/>
+          <w:lang w:val="tr-TR"/>
+        </w:rPr>
+        <w:t xml:space="preserve"> uç uca örtüşmesiyle, pi bağı hibritleşmeye katılmayan p orbitallerinin yan yana örtüşmesiyle; etinde C–H bağları sp–1s, C–C sigma bağı sp–sp uç uca örtüşmesiyle, iki pi bağı iki çift p orbitalinin yan yana örtüşmesiyle oluşur. Sigma bağları hibrit orbitallerin uç uca örtüşmesiyle, pi bağları hibritleşmeye katılmayan p orbitallerinin yan yana örtüşmesiyle oluşur. Bağlanılan atom sayısı hibrit orbital sayısına, karışmadan kalan p orbitali sayısı π bağı sayısına eşittir.</w:t>
       </w:r>
     </w:p>
     <w:p>
@@ -1051,22 +1111,37 @@
           <w:rFonts w:ascii="Times New Roman" w:hAnsi="Times New Roman" w:cs="Times New Roman"/>
           <w:lang w:val="tr-TR"/>
         </w:rPr>
-        <w:t xml:space="preserve">5. Açıklama yanlıştır. s ve p orbitallerinin enerjileri ve şekilleri farklı olduğundan doğrudan bağ yapsalardı bir C–H bağının diğer üçünden farklı olması beklenirdi. Oysa metandaki dört C–H bağının uzunluğu, enerjisi ve bağlar arasındaki açılar (109,5°) aynıdır; bu durum dört eş enerjili sp</w:t>
-      </w:r>
-      <w:r>
-        <w:rPr>
-          <w:rFonts w:ascii="Times New Roman" w:hAnsi="Times New Roman" w:cs="Times New Roman"/>
+        <w:t xml:space="preserve">5. Açıklama yanlıştır. 3s ve 3p orbitallerinin enerjileri ve şekilleri farklı olduğundan bu orbitaller doğrudan bağ yapsaydı bir Si–H bağının diğer üçünden farklı olması beklenirdi. Oysa SiH</w:t>
+      </w:r>
+      <w:r>
+        <w:rPr>
+          <w:rFonts w:ascii="Times New Roman" w:hAnsi="Times New Roman" w:cs="Times New Roman"/>
+          <w:lang w:val="tr-TR"/>
+          <w:vertAlign w:val="subscript"/>
+        </w:rPr>
+        <w:t xml:space="preserve">4</w:t>
+      </w:r>
+      <w:r>
+        <w:rPr>
+          <w:rFonts w:ascii="Times New Roman" w:hAnsi="Times New Roman" w:cs="Times New Roman"/>
+          <w:lang w:val="tr-TR"/>
+        </w:rPr>
+        <w:t xml:space="preserve">’teki dört Si–H bağının uzunluğu ve bağlar arasındaki açılar (109,5°) aynıdır; bu durum silisyum atomunda bir 3s ve üç 3p orbitalinin karışarak dört eş enerjili sp</w:t>
+      </w:r>
+      <w:r>
+        <w:rPr>
+          <w:rFonts w:ascii="Times New Roman" w:hAnsi="Times New Roman" w:cs="Times New Roman"/>
+          <w:lang w:val="tr-TR"/>
           <w:vertAlign w:val="superscript"/>
-          <w:lang w:val="tr-TR"/>
-        </w:rPr>
-        <w:t xml:space="preserve">3</w:t>
-      </w:r>
-      <w:r>
-        <w:rPr>
-          <w:rFonts w:ascii="Times New Roman" w:hAnsi="Times New Roman" w:cs="Times New Roman"/>
-          <w:lang w:val="tr-TR"/>
-        </w:rPr>
-        <w:t xml:space="preserve"> hibrit orbitalinin oluşmasıyla açıklanır.</w:t>
+        </w:rPr>
+        <w:t xml:space="preserve">3</w:t>
+      </w:r>
+      <w:r>
+        <w:rPr>
+          <w:rFonts w:ascii="Times New Roman" w:hAnsi="Times New Roman" w:cs="Times New Roman"/>
+          <w:lang w:val="tr-TR"/>
+        </w:rPr>
+        <w:t xml:space="preserve"> hibrit orbitali oluşturmasıyla açıklanır.</w:t>
       </w:r>
     </w:p>
     <w:p>
@@ -1668,13 +1743,13 @@
           <w:rFonts w:ascii="Times New Roman" w:hAnsi="Times New Roman" w:cs="Times New Roman"/>
           <w:lang w:val="tr-TR"/>
         </w:rPr>
-        <w:t xml:space="preserve">2. CH</w:t>
-      </w:r>
-      <w:r>
-        <w:rPr>
-          <w:rFonts w:ascii="Times New Roman" w:hAnsi="Times New Roman" w:cs="Times New Roman"/>
-          <w:vertAlign w:val="subscript"/>
-          <w:lang w:val="tr-TR"/>
+        <w:t xml:space="preserve">2. Üç molekülde de merkez atomun çevresinde dört elektron grubu vardır (SiH</w:t>
+      </w:r>
+      <w:r>
+        <w:rPr>
+          <w:rFonts w:ascii="Times New Roman" w:hAnsi="Times New Roman" w:cs="Times New Roman"/>
+          <w:lang w:val="tr-TR"/>
+          <w:vertAlign w:val="subscript"/>
         </w:rPr>
         <w:t xml:space="preserve">4</w:t>
       </w:r>
@@ -1683,37 +1758,172 @@
           <w:rFonts w:ascii="Times New Roman" w:hAnsi="Times New Roman" w:cs="Times New Roman"/>
           <w:lang w:val="tr-TR"/>
         </w:rPr>
-        <w:t xml:space="preserve"> (109,5°) &gt; NH</w:t>
-      </w:r>
-      <w:r>
-        <w:rPr>
-          <w:rFonts w:ascii="Times New Roman" w:hAnsi="Times New Roman" w:cs="Times New Roman"/>
-          <w:vertAlign w:val="subscript"/>
-          <w:lang w:val="tr-TR"/>
-        </w:rPr>
-        <w:t xml:space="preserve">3</w:t>
-      </w:r>
-      <w:r>
-        <w:rPr>
-          <w:rFonts w:ascii="Times New Roman" w:hAnsi="Times New Roman" w:cs="Times New Roman"/>
-          <w:lang w:val="tr-TR"/>
-        </w:rPr>
-        <w:t xml:space="preserve"> (107°) &gt; H</w:t>
-      </w:r>
-      <w:r>
-        <w:rPr>
-          <w:rFonts w:ascii="Times New Roman" w:hAnsi="Times New Roman" w:cs="Times New Roman"/>
-          <w:vertAlign w:val="subscript"/>
-          <w:lang w:val="tr-TR"/>
-        </w:rPr>
-        <w:t xml:space="preserve">2</w:t>
-      </w:r>
-      <w:r>
-        <w:rPr>
-          <w:rFonts w:ascii="Times New Roman" w:hAnsi="Times New Roman" w:cs="Times New Roman"/>
-          <w:lang w:val="tr-TR"/>
-        </w:rPr>
-        <w:t xml:space="preserve">O (104,5°). Üç molekülde de merkez atomda dört elektron grubu vardır. Ortaklanmamış elektron çifti bağ yapan çiftleri daha güçlü iter; ortaklanmamış çift sayısı arttıkça bağ açısı küçülür.</w:t>
+        <w:t xml:space="preserve">: AX</w:t>
+      </w:r>
+      <w:r>
+        <w:rPr>
+          <w:rFonts w:ascii="Times New Roman" w:hAnsi="Times New Roman" w:cs="Times New Roman"/>
+          <w:lang w:val="tr-TR"/>
+          <w:vertAlign w:val="subscript"/>
+        </w:rPr>
+        <w:t xml:space="preserve">4</w:t>
+      </w:r>
+      <w:r>
+        <w:rPr>
+          <w:rFonts w:ascii="Times New Roman" w:hAnsi="Times New Roman" w:cs="Times New Roman"/>
+          <w:lang w:val="tr-TR"/>
+        </w:rPr>
+        <w:t xml:space="preserve">, PH</w:t>
+      </w:r>
+      <w:r>
+        <w:rPr>
+          <w:rFonts w:ascii="Times New Roman" w:hAnsi="Times New Roman" w:cs="Times New Roman"/>
+          <w:lang w:val="tr-TR"/>
+          <w:vertAlign w:val="subscript"/>
+        </w:rPr>
+        <w:t xml:space="preserve">3</w:t>
+      </w:r>
+      <w:r>
+        <w:rPr>
+          <w:rFonts w:ascii="Times New Roman" w:hAnsi="Times New Roman" w:cs="Times New Roman"/>
+          <w:lang w:val="tr-TR"/>
+        </w:rPr>
+        <w:t xml:space="preserve">: AX</w:t>
+      </w:r>
+      <w:r>
+        <w:rPr>
+          <w:rFonts w:ascii="Times New Roman" w:hAnsi="Times New Roman" w:cs="Times New Roman"/>
+          <w:lang w:val="tr-TR"/>
+          <w:vertAlign w:val="subscript"/>
+        </w:rPr>
+        <w:t xml:space="preserve">3</w:t>
+      </w:r>
+      <w:r>
+        <w:rPr>
+          <w:rFonts w:ascii="Times New Roman" w:hAnsi="Times New Roman" w:cs="Times New Roman"/>
+          <w:lang w:val="tr-TR"/>
+        </w:rPr>
+        <w:t xml:space="preserve">E, H</w:t>
+      </w:r>
+      <w:r>
+        <w:rPr>
+          <w:rFonts w:ascii="Times New Roman" w:hAnsi="Times New Roman" w:cs="Times New Roman"/>
+          <w:lang w:val="tr-TR"/>
+          <w:vertAlign w:val="subscript"/>
+        </w:rPr>
+        <w:t xml:space="preserve">2</w:t>
+      </w:r>
+      <w:r>
+        <w:rPr>
+          <w:rFonts w:ascii="Times New Roman" w:hAnsi="Times New Roman" w:cs="Times New Roman"/>
+          <w:lang w:val="tr-TR"/>
+        </w:rPr>
+        <w:t xml:space="preserve">S: AX</w:t>
+      </w:r>
+      <w:r>
+        <w:rPr>
+          <w:rFonts w:ascii="Times New Roman" w:hAnsi="Times New Roman" w:cs="Times New Roman"/>
+          <w:lang w:val="tr-TR"/>
+          <w:vertAlign w:val="subscript"/>
+        </w:rPr>
+        <w:t xml:space="preserve">2</w:t>
+      </w:r>
+      <w:r>
+        <w:rPr>
+          <w:rFonts w:ascii="Times New Roman" w:hAnsi="Times New Roman" w:cs="Times New Roman"/>
+          <w:lang w:val="tr-TR"/>
+        </w:rPr>
+        <w:t xml:space="preserve">E</w:t>
+      </w:r>
+      <w:r>
+        <w:rPr>
+          <w:rFonts w:ascii="Times New Roman" w:hAnsi="Times New Roman" w:cs="Times New Roman"/>
+          <w:lang w:val="tr-TR"/>
+          <w:vertAlign w:val="subscript"/>
+        </w:rPr>
+        <w:t xml:space="preserve">2</w:t>
+      </w:r>
+      <w:r>
+        <w:rPr>
+          <w:rFonts w:ascii="Times New Roman" w:hAnsi="Times New Roman" w:cs="Times New Roman"/>
+          <w:lang w:val="tr-TR"/>
+        </w:rPr>
+        <w:t xml:space="preserve">). Sıralama: SiH</w:t>
+      </w:r>
+      <w:r>
+        <w:rPr>
+          <w:rFonts w:ascii="Times New Roman" w:hAnsi="Times New Roman" w:cs="Times New Roman"/>
+          <w:lang w:val="tr-TR"/>
+          <w:vertAlign w:val="subscript"/>
+        </w:rPr>
+        <w:t xml:space="preserve">4</w:t>
+      </w:r>
+      <w:r>
+        <w:rPr>
+          <w:rFonts w:ascii="Times New Roman" w:hAnsi="Times New Roman" w:cs="Times New Roman"/>
+          <w:lang w:val="tr-TR"/>
+        </w:rPr>
+        <w:t xml:space="preserve"> (109,5°) &gt; PH</w:t>
+      </w:r>
+      <w:r>
+        <w:rPr>
+          <w:rFonts w:ascii="Times New Roman" w:hAnsi="Times New Roman" w:cs="Times New Roman"/>
+          <w:lang w:val="tr-TR"/>
+          <w:vertAlign w:val="subscript"/>
+        </w:rPr>
+        <w:t xml:space="preserve">3</w:t>
+      </w:r>
+      <w:r>
+        <w:rPr>
+          <w:rFonts w:ascii="Times New Roman" w:hAnsi="Times New Roman" w:cs="Times New Roman"/>
+          <w:lang w:val="tr-TR"/>
+        </w:rPr>
+        <w:t xml:space="preserve"> &gt; H</w:t>
+      </w:r>
+      <w:r>
+        <w:rPr>
+          <w:rFonts w:ascii="Times New Roman" w:hAnsi="Times New Roman" w:cs="Times New Roman"/>
+          <w:lang w:val="tr-TR"/>
+          <w:vertAlign w:val="subscript"/>
+        </w:rPr>
+        <w:t xml:space="preserve">2</w:t>
+      </w:r>
+      <w:r>
+        <w:rPr>
+          <w:rFonts w:ascii="Times New Roman" w:hAnsi="Times New Roman" w:cs="Times New Roman"/>
+          <w:lang w:val="tr-TR"/>
+        </w:rPr>
+        <w:t xml:space="preserve">S. Ortaklanmamış elektron çifti bağ yapan çiftleri daha güçlü iter; ortaklanmamış çift sayısı arttıkça bağ açısı küçülür. (Deneysel değerler: PH</w:t>
+      </w:r>
+      <w:r>
+        <w:rPr>
+          <w:rFonts w:ascii="Times New Roman" w:hAnsi="Times New Roman" w:cs="Times New Roman"/>
+          <w:lang w:val="tr-TR"/>
+          <w:vertAlign w:val="subscript"/>
+        </w:rPr>
+        <w:t xml:space="preserve">3</w:t>
+      </w:r>
+      <w:r>
+        <w:rPr>
+          <w:rFonts w:ascii="Times New Roman" w:hAnsi="Times New Roman" w:cs="Times New Roman"/>
+          <w:lang w:val="tr-TR"/>
+        </w:rPr>
+        <w:t xml:space="preserve"> yaklaşık 93,5°, H</w:t>
+      </w:r>
+      <w:r>
+        <w:rPr>
+          <w:rFonts w:ascii="Times New Roman" w:hAnsi="Times New Roman" w:cs="Times New Roman"/>
+          <w:lang w:val="tr-TR"/>
+          <w:vertAlign w:val="subscript"/>
+        </w:rPr>
+        <w:t xml:space="preserve">2</w:t>
+      </w:r>
+      <w:r>
+        <w:rPr>
+          <w:rFonts w:ascii="Times New Roman" w:hAnsi="Times New Roman" w:cs="Times New Roman"/>
+          <w:lang w:val="tr-TR"/>
+        </w:rPr>
+        <w:t xml:space="preserve">S yaklaşık 92°.)</w:t>
       </w:r>
     </w:p>
     <w:p>
@@ -1729,37 +1939,67 @@
           <w:rFonts w:ascii="Times New Roman" w:hAnsi="Times New Roman" w:cs="Times New Roman"/>
           <w:lang w:val="tr-TR"/>
         </w:rPr>
-        <w:t xml:space="preserve">3. Önerme yanlıştır. BH</w:t>
-      </w:r>
-      <w:r>
-        <w:rPr>
-          <w:rFonts w:ascii="Times New Roman" w:hAnsi="Times New Roman" w:cs="Times New Roman"/>
-          <w:vertAlign w:val="subscript"/>
-          <w:lang w:val="tr-TR"/>
-        </w:rPr>
-        <w:t xml:space="preserve">3</w:t>
-      </w:r>
-      <w:r>
-        <w:rPr>
-          <w:rFonts w:ascii="Times New Roman" w:hAnsi="Times New Roman" w:cs="Times New Roman"/>
-          <w:lang w:val="tr-TR"/>
-        </w:rPr>
-        <w:t xml:space="preserve">’te merkez atomda ortaklanmamış elektron çifti olmadığı için molekül düzlem üçgen, NH</w:t>
-      </w:r>
-      <w:r>
-        <w:rPr>
-          <w:rFonts w:ascii="Times New Roman" w:hAnsi="Times New Roman" w:cs="Times New Roman"/>
-          <w:vertAlign w:val="subscript"/>
-          <w:lang w:val="tr-TR"/>
-        </w:rPr>
-        <w:t xml:space="preserve">3</w:t>
-      </w:r>
-      <w:r>
-        <w:rPr>
-          <w:rFonts w:ascii="Times New Roman" w:hAnsi="Times New Roman" w:cs="Times New Roman"/>
-          <w:lang w:val="tr-TR"/>
-        </w:rPr>
-        <w:t xml:space="preserve">’te bir ortaklanmamış elektron çifti olduğu için üçgen piramittir. Düzeltilmiş önerme: Dört atomlu moleküllerde merkez atomda ortaklanmamış elektron çifti yoksa molekül düzlem üçgen, bir ortaklanmamış elektron çifti varsa üçgen piramit geometridedir.</w:t>
+        <w:t xml:space="preserve">3. Önerme yanlıştır. BBr</w:t>
+      </w:r>
+      <w:r>
+        <w:rPr>
+          <w:rFonts w:ascii="Times New Roman" w:hAnsi="Times New Roman" w:cs="Times New Roman"/>
+          <w:lang w:val="tr-TR"/>
+          <w:vertAlign w:val="subscript"/>
+        </w:rPr>
+        <w:t xml:space="preserve">3</w:t>
+      </w:r>
+      <w:r>
+        <w:rPr>
+          <w:rFonts w:ascii="Times New Roman" w:hAnsi="Times New Roman" w:cs="Times New Roman"/>
+          <w:lang w:val="tr-TR"/>
+        </w:rPr>
+        <w:t xml:space="preserve">’te merkez atomda ortaklanmamış elektron çifti olmadığı için molekül düzlem üçgen (AX</w:t>
+      </w:r>
+      <w:r>
+        <w:rPr>
+          <w:rFonts w:ascii="Times New Roman" w:hAnsi="Times New Roman" w:cs="Times New Roman"/>
+          <w:lang w:val="tr-TR"/>
+          <w:vertAlign w:val="subscript"/>
+        </w:rPr>
+        <w:t xml:space="preserve">3</w:t>
+      </w:r>
+      <w:r>
+        <w:rPr>
+          <w:rFonts w:ascii="Times New Roman" w:hAnsi="Times New Roman" w:cs="Times New Roman"/>
+          <w:lang w:val="tr-TR"/>
+        </w:rPr>
+        <w:t xml:space="preserve">), PBr</w:t>
+      </w:r>
+      <w:r>
+        <w:rPr>
+          <w:rFonts w:ascii="Times New Roman" w:hAnsi="Times New Roman" w:cs="Times New Roman"/>
+          <w:lang w:val="tr-TR"/>
+          <w:vertAlign w:val="subscript"/>
+        </w:rPr>
+        <w:t xml:space="preserve">3</w:t>
+      </w:r>
+      <w:r>
+        <w:rPr>
+          <w:rFonts w:ascii="Times New Roman" w:hAnsi="Times New Roman" w:cs="Times New Roman"/>
+          <w:lang w:val="tr-TR"/>
+        </w:rPr>
+        <w:t xml:space="preserve">’te merkez atomda bir ortaklanmamış elektron çifti olduğu için üçgen piramittir (AX</w:t>
+      </w:r>
+      <w:r>
+        <w:rPr>
+          <w:rFonts w:ascii="Times New Roman" w:hAnsi="Times New Roman" w:cs="Times New Roman"/>
+          <w:lang w:val="tr-TR"/>
+          <w:vertAlign w:val="subscript"/>
+        </w:rPr>
+        <w:t xml:space="preserve">3</w:t>
+      </w:r>
+      <w:r>
+        <w:rPr>
+          <w:rFonts w:ascii="Times New Roman" w:hAnsi="Times New Roman" w:cs="Times New Roman"/>
+          <w:lang w:val="tr-TR"/>
+        </w:rPr>
+        <w:t xml:space="preserve">E). Düzeltilmiş önerme: Dört atomlu moleküllerde merkez atomda ortaklanmamış elektron çifti yoksa molekül düzlem üçgen, bir ortaklanmamış elektron çifti varsa üçgen piramit geometridedir.</w:t>
       </w:r>
     </w:p>
     <w:p>
@@ -1836,37 +2076,22 @@
           <w:rFonts w:ascii="Times New Roman" w:hAnsi="Times New Roman" w:cs="Times New Roman"/>
           <w:lang w:val="tr-TR"/>
         </w:rPr>
-        <w:t xml:space="preserve">5. Elmasta her C atomu sp</w:t>
-      </w:r>
-      <w:r>
-        <w:rPr>
-          <w:rFonts w:ascii="Times New Roman" w:hAnsi="Times New Roman" w:cs="Times New Roman"/>
+        <w:t xml:space="preserve">5. Nanotüpte her C atomu, grafende olduğu gibi sp</w:t>
+      </w:r>
+      <w:r>
+        <w:rPr>
+          <w:rFonts w:ascii="Times New Roman" w:hAnsi="Times New Roman" w:cs="Times New Roman"/>
+          <w:lang w:val="tr-TR"/>
           <w:vertAlign w:val="superscript"/>
-          <w:lang w:val="tr-TR"/>
-        </w:rPr>
-        <w:t xml:space="preserve">3</w:t>
-      </w:r>
-      <w:r>
-        <w:rPr>
-          <w:rFonts w:ascii="Times New Roman" w:hAnsi="Times New Roman" w:cs="Times New Roman"/>
-          <w:lang w:val="tr-TR"/>
-        </w:rPr>
-        <w:t xml:space="preserve"> hibritleşmesi yaparak dört C atomuna dörtyüzlü geometride bağlanır; bütün değerlik elektronları sigma bağlarında yerleşik olduğundan hareket edebilen elektron yoktur ve elmas yalıtkandır. Grafitte her C atomu sp</w:t>
-      </w:r>
-      <w:r>
-        <w:rPr>
-          <w:rFonts w:ascii="Times New Roman" w:hAnsi="Times New Roman" w:cs="Times New Roman"/>
-          <w:vertAlign w:val="superscript"/>
-          <w:lang w:val="tr-TR"/>
-        </w:rPr>
-        <w:t xml:space="preserve">2</w:t>
-      </w:r>
-      <w:r>
-        <w:rPr>
-          <w:rFonts w:ascii="Times New Roman" w:hAnsi="Times New Roman" w:cs="Times New Roman"/>
-          <w:lang w:val="tr-TR"/>
-        </w:rPr>
-        <w:t xml:space="preserve"> hibritleşmesi yaparak düzlem üçgen geometride üç C atomuna bağlanır; hibritleşmeye katılmayan p orbitallerindeki elektronlar katman boyunca hareket edebildiğinden grafit elektriği iletir.</w:t>
+        </w:rPr>
+        <w:t xml:space="preserve">2</w:t>
+      </w:r>
+      <w:r>
+        <w:rPr>
+          <w:rFonts w:ascii="Times New Roman" w:hAnsi="Times New Roman" w:cs="Times New Roman"/>
+          <w:lang w:val="tr-TR"/>
+        </w:rPr>
+        <w:t xml:space="preserve"> hibritleşmesi yaparak üç C atomuna bağlanır. Hibritleşmeye katılmayan p orbitallerindeki elektronlar yapı boyunca hareket edebildiğinden nanotüplerin elektriği iletmesi beklenir (nanotüpün yapısına bağlı olarak iletken ya da yarı iletken olabilir).</w:t>
       </w:r>
     </w:p>
     <w:p>
@@ -4109,7 +4334,7 @@
           <w:rFonts w:ascii="Times New Roman" w:hAnsi="Times New Roman" w:cs="Times New Roman"/>
           <w:lang w:val="tr-TR"/>
         </w:rPr>
-        <w:t xml:space="preserve">1. a) 3-metilpentan  b) 2,2-dimetilbütan  c) 3-etil-2-metilpentan  ç) 3-metilbut-1-en  d) pent-2-in  e) penta-1,3-dien  f) metilsiklopentan  g) 4-etilheptan</w:t>
+        <w:t xml:space="preserve">1. a) 3-metilpentan  b) 2,2-dimetilpentan  c) 3-etil-2-metilpentan  ç) 3-metilbut-1-en  d) pent-2-in  e) penta-1,3-dien  f) metilsiklopentan  g) 4-etilheptan</w:t>
       </w:r>
     </w:p>
     <w:p>
@@ -4381,7 +4606,7 @@
           <w:rFonts w:ascii="Times New Roman" w:hAnsi="Times New Roman" w:cs="Times New Roman"/>
           <w:lang w:val="tr-TR"/>
         </w:rPr>
-        <w:t xml:space="preserve">3. a) En uzun zincir seçilmemiştir; ana zincir beş karbonludur: 3-metilpentan.  b) Numaralandırma ikili bağa en yakın uçtan yapılmamıştır: 2-metilpent-2-en.  c) Gruplar alfabetik sırayla yazılmamış ve eşitlikte etile küçük numara verilmemiştir: 3-etil-4-metilhekzan.  ç) Tek yan grup bulunan halkada yer numarası yazılmaz: metilsiklohekzan.</w:t>
+        <w:t xml:space="preserve">3. a) En uzun zincir seçilmemiştir; ana zincir beş karbonludur: 3-metilpentan.  b) Numaralandırma ikili bağa en yakın uçtan yapılmamıştır: 2-metilpent-2-en.  c) Gruplar alfabetik sırayla yazılmamış ve iki uçtan eşit yer numaraları (4 ve 5) çıktığında etil grubuna küçük numara verilmemiştir: 4-etil-5-metiloktan.  ç) Tek yan grup bulunan halkada yer numarası yazılmaz: propilsiklobütan.</w:t>
       </w:r>
     </w:p>
     <w:p>
@@ -5042,7 +5267,7 @@
           <w:rFonts w:ascii="Times New Roman" w:hAnsi="Times New Roman" w:cs="Times New Roman"/>
           <w:lang w:val="tr-TR"/>
         </w:rPr>
-        <w:t xml:space="preserve">1. Hekzan, 2-metilpentan, 3-metilpentan, 2,2-dimetilbütan, 2,3-dimetilbütan; aralarında zincir-dallanma izomerliği vardır.</w:t>
+        <w:t xml:space="preserve">1. 2,2-dimetilpentan, 2,3-dimetilpentan, 2,4-dimetilpentan, 3,3-dimetilpentan ve 3-etilpentan; aralarında zincir-dallanma izomerliği vardır.</w:t>
       </w:r>
     </w:p>
     <w:p>
@@ -5058,15 +5283,15 @@
           <w:rFonts w:ascii="Times New Roman" w:hAnsi="Times New Roman" w:cs="Times New Roman"/>
           <w:lang w:val="tr-TR"/>
         </w:rPr>
-        <w:t xml:space="preserve">2. a) 1, 3, 4 ve 5’in her biri ile 2; 6 ve 8’in her biri ile 7.  b) 3 ve 5.  c) 1 ile 3, 1 ile 5 (but-1-en / but-2-en); 6 ile 8 (pent-1-in / pent-2-in).  ç) 4 ile 1, 3 ve 5.  d) 9 (C</w:t>
-      </w:r>
-      <w:r>
-        <w:rPr>
-          <w:rFonts w:ascii="Times New Roman" w:hAnsi="Times New Roman" w:cs="Times New Roman"/>
-          <w:vertAlign w:val="subscript"/>
-          <w:lang w:val="tr-TR"/>
-        </w:rPr>
-        <w:t xml:space="preserve">5</w:t>
+        <w:t xml:space="preserve">2. a) 1, 3, 4 ve 5’in her biri ile 2; 6 ve 8’in her biri ile 7.  b) 3 ve 5.  c) 1 ile 3, 1 ile 5 (hept-1-en / hept-2-en); 6 ile 8 (hekz-1-in / hekz-2-in).  ç) 4 ile 1, 3 ve 5.  d) 9 (C</w:t>
+      </w:r>
+      <w:r>
+        <w:rPr>
+          <w:rFonts w:ascii="Times New Roman" w:hAnsi="Times New Roman" w:cs="Times New Roman"/>
+          <w:vertAlign w:val="subscript"/>
+          <w:lang w:val="tr-TR"/>
+        </w:rPr>
+        <w:t xml:space="preserve">8</w:t>
       </w:r>
       <w:r>
         <w:rPr>
@@ -5081,7 +5306,7 @@
           <w:vertAlign w:val="subscript"/>
           <w:lang w:val="tr-TR"/>
         </w:rPr>
-        <w:t xml:space="preserve">12</w:t>
+        <w:t xml:space="preserve">18</w:t>
       </w:r>
       <w:r>
         <w:rPr>
@@ -5151,15 +5376,30 @@
           <w:rFonts w:ascii="Times New Roman" w:hAnsi="Times New Roman" w:cs="Times New Roman"/>
           <w:lang w:val="tr-TR"/>
         </w:rPr>
-        <w:t xml:space="preserve">5. cis- ve trans-pent-2-en (CH</w:t>
-      </w:r>
-      <w:r>
-        <w:rPr>
-          <w:rFonts w:ascii="Times New Roman" w:hAnsi="Times New Roman" w:cs="Times New Roman"/>
-          <w:vertAlign w:val="subscript"/>
-          <w:lang w:val="tr-TR"/>
-        </w:rPr>
-        <w:t xml:space="preserve">3</w:t>
+        <w:t xml:space="preserve">5. cis- ve trans-okt-3-en (CH</w:t>
+      </w:r>
+      <w:r>
+        <w:rPr>
+          <w:rFonts w:ascii="Times New Roman" w:hAnsi="Times New Roman" w:cs="Times New Roman"/>
+          <w:lang w:val="tr-TR"/>
+          <w:vertAlign w:val="subscript"/>
+        </w:rPr>
+        <w:t xml:space="preserve">3</w:t>
+      </w:r>
+      <w:r>
+        <w:rPr>
+          <w:rFonts w:ascii="Times New Roman" w:hAnsi="Times New Roman" w:cs="Times New Roman"/>
+          <w:lang w:val="tr-TR"/>
+        </w:rPr>
+        <w:t xml:space="preserve">–CH</w:t>
+      </w:r>
+      <w:r>
+        <w:rPr>
+          <w:rFonts w:ascii="Times New Roman" w:hAnsi="Times New Roman" w:cs="Times New Roman"/>
+          <w:lang w:val="tr-TR"/>
+          <w:vertAlign w:val="subscript"/>
+        </w:rPr>
+        <w:t xml:space="preserve">2</w:t>
       </w:r>
       <w:r>
         <w:rPr>
@@ -5171,8 +5411,8 @@
       <w:r>
         <w:rPr>
           <w:rFonts w:ascii="Times New Roman" w:hAnsi="Times New Roman" w:cs="Times New Roman"/>
-          <w:vertAlign w:val="subscript"/>
-          <w:lang w:val="tr-TR"/>
+          <w:lang w:val="tr-TR"/>
+          <w:vertAlign w:val="subscript"/>
         </w:rPr>
         <w:t xml:space="preserve">2</w:t>
       </w:r>
@@ -5186,38 +5426,8 @@
       <w:r>
         <w:rPr>
           <w:rFonts w:ascii="Times New Roman" w:hAnsi="Times New Roman" w:cs="Times New Roman"/>
-          <w:vertAlign w:val="subscript"/>
-          <w:lang w:val="tr-TR"/>
-        </w:rPr>
-        <w:t xml:space="preserve">3</w:t>
-      </w:r>
-      <w:r>
-        <w:rPr>
-          <w:rFonts w:ascii="Times New Roman" w:hAnsi="Times New Roman" w:cs="Times New Roman"/>
-          <w:lang w:val="tr-TR"/>
-        </w:rPr>
-        <w:t xml:space="preserve">). Konum izomeri: pent-1-en (CH</w:t>
-      </w:r>
-      <w:r>
-        <w:rPr>
-          <w:rFonts w:ascii="Times New Roman" w:hAnsi="Times New Roman" w:cs="Times New Roman"/>
-          <w:vertAlign w:val="subscript"/>
-          <w:lang w:val="tr-TR"/>
-        </w:rPr>
-        <w:t xml:space="preserve">2</w:t>
-      </w:r>
-      <w:r>
-        <w:rPr>
-          <w:rFonts w:ascii="Times New Roman" w:hAnsi="Times New Roman" w:cs="Times New Roman"/>
-          <w:lang w:val="tr-TR"/>
-        </w:rPr>
-        <w:t xml:space="preserve">=CH–CH</w:t>
-      </w:r>
-      <w:r>
-        <w:rPr>
-          <w:rFonts w:ascii="Times New Roman" w:hAnsi="Times New Roman" w:cs="Times New Roman"/>
-          <w:vertAlign w:val="subscript"/>
-          <w:lang w:val="tr-TR"/>
+          <w:lang w:val="tr-TR"/>
+          <w:vertAlign w:val="subscript"/>
         </w:rPr>
         <w:t xml:space="preserve">2</w:t>
       </w:r>
@@ -5231,8 +5441,8 @@
       <w:r>
         <w:rPr>
           <w:rFonts w:ascii="Times New Roman" w:hAnsi="Times New Roman" w:cs="Times New Roman"/>
-          <w:vertAlign w:val="subscript"/>
-          <w:lang w:val="tr-TR"/>
+          <w:lang w:val="tr-TR"/>
+          <w:vertAlign w:val="subscript"/>
         </w:rPr>
         <w:t xml:space="preserve">2</w:t>
       </w:r>
@@ -5246,25 +5456,25 @@
       <w:r>
         <w:rPr>
           <w:rFonts w:ascii="Times New Roman" w:hAnsi="Times New Roman" w:cs="Times New Roman"/>
-          <w:vertAlign w:val="subscript"/>
-          <w:lang w:val="tr-TR"/>
-        </w:rPr>
-        <w:t xml:space="preserve">3</w:t>
-      </w:r>
-      <w:r>
-        <w:rPr>
-          <w:rFonts w:ascii="Times New Roman" w:hAnsi="Times New Roman" w:cs="Times New Roman"/>
-          <w:lang w:val="tr-TR"/>
-        </w:rPr>
-        <w:t xml:space="preserve">). Zincir-halka izomeri: siklopentan (ya da metilsiklobütan gibi C</w:t>
-      </w:r>
-      <w:r>
-        <w:rPr>
-          <w:rFonts w:ascii="Times New Roman" w:hAnsi="Times New Roman" w:cs="Times New Roman"/>
-          <w:vertAlign w:val="subscript"/>
-          <w:lang w:val="tr-TR"/>
-        </w:rPr>
-        <w:t xml:space="preserve">5</w:t>
+          <w:lang w:val="tr-TR"/>
+          <w:vertAlign w:val="subscript"/>
+        </w:rPr>
+        <w:t xml:space="preserve">3</w:t>
+      </w:r>
+      <w:r>
+        <w:rPr>
+          <w:rFonts w:ascii="Times New Roman" w:hAnsi="Times New Roman" w:cs="Times New Roman"/>
+          <w:lang w:val="tr-TR"/>
+        </w:rPr>
+        <w:t xml:space="preserve">). Konum izomeri: örneğin okt-1-en, okt-2-en ya da okt-4-en. Zincir-halka izomeri: siklooktan (ya da metilsikloheptan gibi C</w:t>
+      </w:r>
+      <w:r>
+        <w:rPr>
+          <w:rFonts w:ascii="Times New Roman" w:hAnsi="Times New Roman" w:cs="Times New Roman"/>
+          <w:lang w:val="tr-TR"/>
+          <w:vertAlign w:val="subscript"/>
+        </w:rPr>
+        <w:t xml:space="preserve">8</w:t>
       </w:r>
       <w:r>
         <w:rPr>
@@ -5276,10 +5486,10 @@
       <w:r>
         <w:rPr>
           <w:rFonts w:ascii="Times New Roman" w:hAnsi="Times New Roman" w:cs="Times New Roman"/>
-          <w:vertAlign w:val="subscript"/>
-          <w:lang w:val="tr-TR"/>
-        </w:rPr>
-        <w:t xml:space="preserve">10</w:t>
+          <w:lang w:val="tr-TR"/>
+          <w:vertAlign w:val="subscript"/>
+        </w:rPr>
+        <w:t xml:space="preserve">16</w:t>
       </w:r>
       <w:r>
         <w:rPr>
@@ -5327,23 +5537,38 @@
       <w:r>
         <w:rPr>
           <w:rFonts w:ascii="Times New Roman" w:hAnsi="Times New Roman" w:cs="Times New Roman"/>
-          <w:vertAlign w:val="subscript"/>
-          <w:lang w:val="tr-TR"/>
-        </w:rPr>
-        <w:t xml:space="preserve">2</w:t>
-      </w:r>
-      <w:r>
-        <w:rPr>
-          <w:rFonts w:ascii="Times New Roman" w:hAnsi="Times New Roman" w:cs="Times New Roman"/>
-          <w:lang w:val="tr-TR"/>
-        </w:rPr>
-        <w:t xml:space="preserve"> katılması ve polimerleşme pi bağının varlığıyla ilişkilidir; etinde iki pi bağı bulunduğu için iki kat H</w:t>
-      </w:r>
-      <w:r>
-        <w:rPr>
-          <w:rFonts w:ascii="Times New Roman" w:hAnsi="Times New Roman" w:cs="Times New Roman"/>
-          <w:vertAlign w:val="subscript"/>
-          <w:lang w:val="tr-TR"/>
+          <w:lang w:val="tr-TR"/>
+          <w:vertAlign w:val="subscript"/>
+        </w:rPr>
+        <w:t xml:space="preserve">2</w:t>
+      </w:r>
+      <w:r>
+        <w:rPr>
+          <w:rFonts w:ascii="Times New Roman" w:hAnsi="Times New Roman" w:cs="Times New Roman"/>
+          <w:lang w:val="tr-TR"/>
+        </w:rPr>
+        <w:t xml:space="preserve">, HCl ve H</w:t>
+      </w:r>
+      <w:r>
+        <w:rPr>
+          <w:rFonts w:ascii="Times New Roman" w:hAnsi="Times New Roman" w:cs="Times New Roman"/>
+          <w:lang w:val="tr-TR"/>
+          <w:vertAlign w:val="subscript"/>
+        </w:rPr>
+        <w:t xml:space="preserve">2</w:t>
+      </w:r>
+      <w:r>
+        <w:rPr>
+          <w:rFonts w:ascii="Times New Roman" w:hAnsi="Times New Roman" w:cs="Times New Roman"/>
+          <w:lang w:val="tr-TR"/>
+        </w:rPr>
+        <w:t xml:space="preserve">O katılması ve polimerleşme pi bağının varlığıyla ilişkilidir; etinde iki pi bağı bulunduğu için iki kat H</w:t>
+      </w:r>
+      <w:r>
+        <w:rPr>
+          <w:rFonts w:ascii="Times New Roman" w:hAnsi="Times New Roman" w:cs="Times New Roman"/>
+          <w:lang w:val="tr-TR"/>
+          <w:vertAlign w:val="subscript"/>
         </w:rPr>
         <w:t xml:space="preserve">2</w:t>
       </w:r>
@@ -5666,32 +5891,32 @@
       <w:r>
         <w:rPr>
           <w:rFonts w:ascii="Times New Roman" w:hAnsi="Times New Roman" w:cs="Times New Roman"/>
-          <w:vertAlign w:val="subscript"/>
-          <w:lang w:val="tr-TR"/>
-        </w:rPr>
-        <w:t xml:space="preserve">2</w:t>
-      </w:r>
-      <w:r>
-        <w:rPr>
-          <w:rFonts w:ascii="Times New Roman" w:hAnsi="Times New Roman" w:cs="Times New Roman"/>
-          <w:lang w:val="tr-TR"/>
-        </w:rPr>
-        <w:t xml:space="preserve">) = 32 g / 160 g/mol = 0,20 mol. Yalnızca eten tepkimeye girer ve 1 mol eten 1 mol Br</w:t>
-      </w:r>
-      <w:r>
-        <w:rPr>
-          <w:rFonts w:ascii="Times New Roman" w:hAnsi="Times New Roman" w:cs="Times New Roman"/>
-          <w:vertAlign w:val="subscript"/>
-          <w:lang w:val="tr-TR"/>
-        </w:rPr>
-        <w:t xml:space="preserve">2</w:t>
-      </w:r>
-      <w:r>
-        <w:rPr>
-          <w:rFonts w:ascii="Times New Roman" w:hAnsi="Times New Roman" w:cs="Times New Roman"/>
-          <w:lang w:val="tr-TR"/>
-        </w:rPr>
-        <w:t xml:space="preserve"> harcar: n(eten) = 0,20 mol; n(etan) = 0,30 − 0,20 = 0,10 mol.</w:t>
+          <w:lang w:val="tr-TR"/>
+          <w:vertAlign w:val="subscript"/>
+        </w:rPr>
+        <w:t xml:space="preserve">2</w:t>
+      </w:r>
+      <w:r>
+        <w:rPr>
+          <w:rFonts w:ascii="Times New Roman" w:hAnsi="Times New Roman" w:cs="Times New Roman"/>
+          <w:lang w:val="tr-TR"/>
+        </w:rPr>
+        <w:t xml:space="preserve">) = 32 g / 160 g/mol = 0,20 mol. Yalnızca propen tepkimeye girer ve 1 mol propen 1 mol Br</w:t>
+      </w:r>
+      <w:r>
+        <w:rPr>
+          <w:rFonts w:ascii="Times New Roman" w:hAnsi="Times New Roman" w:cs="Times New Roman"/>
+          <w:lang w:val="tr-TR"/>
+          <w:vertAlign w:val="subscript"/>
+        </w:rPr>
+        <w:t xml:space="preserve">2</w:t>
+      </w:r>
+      <w:r>
+        <w:rPr>
+          <w:rFonts w:ascii="Times New Roman" w:hAnsi="Times New Roman" w:cs="Times New Roman"/>
+          <w:lang w:val="tr-TR"/>
+        </w:rPr>
+        <w:t xml:space="preserve"> harcar: n(propen) = 0,20 mol; n(propan) = 0,30 − 0,20 = 0,10 mol.</w:t>
       </w:r>
     </w:p>
     <w:p>
@@ -5712,10 +5937,10 @@
       <w:r>
         <w:rPr>
           <w:rFonts w:ascii="Times New Roman" w:hAnsi="Times New Roman" w:cs="Times New Roman"/>
-          <w:vertAlign w:val="subscript"/>
-          <w:lang w:val="tr-TR"/>
-        </w:rPr>
-        <w:t xml:space="preserve">2</w:t>
+          <w:lang w:val="tr-TR"/>
+          <w:vertAlign w:val="subscript"/>
+        </w:rPr>
+        <w:t xml:space="preserve">3</w:t>
       </w:r>
       <w:r>
         <w:rPr>
@@ -5727,23 +5952,38 @@
       <w:r>
         <w:rPr>
           <w:rFonts w:ascii="Times New Roman" w:hAnsi="Times New Roman" w:cs="Times New Roman"/>
-          <w:vertAlign w:val="subscript"/>
-          <w:lang w:val="tr-TR"/>
-        </w:rPr>
-        <w:t xml:space="preserve">2</w:t>
-      </w:r>
-      <w:r>
-        <w:rPr>
-          <w:rFonts w:ascii="Times New Roman" w:hAnsi="Times New Roman" w:cs="Times New Roman"/>
-          <w:lang w:val="tr-TR"/>
-        </w:rPr>
-        <w:t xml:space="preserve">) = 5,2 g / 26 g/mol = 0,20 mol; CH≡CH + 2H</w:t>
-      </w:r>
-      <w:r>
-        <w:rPr>
-          <w:rFonts w:ascii="Times New Roman" w:hAnsi="Times New Roman" w:cs="Times New Roman"/>
-          <w:vertAlign w:val="subscript"/>
-          <w:lang w:val="tr-TR"/>
+          <w:lang w:val="tr-TR"/>
+          <w:vertAlign w:val="subscript"/>
+        </w:rPr>
+        <w:t xml:space="preserve">4</w:t>
+      </w:r>
+      <w:r>
+        <w:rPr>
+          <w:rFonts w:ascii="Times New Roman" w:hAnsi="Times New Roman" w:cs="Times New Roman"/>
+          <w:lang w:val="tr-TR"/>
+        </w:rPr>
+        <w:t xml:space="preserve">) = 4,0 g / 40 g/mol = 0,10 mol; CH≡C–CH</w:t>
+      </w:r>
+      <w:r>
+        <w:rPr>
+          <w:rFonts w:ascii="Times New Roman" w:hAnsi="Times New Roman" w:cs="Times New Roman"/>
+          <w:lang w:val="tr-TR"/>
+          <w:vertAlign w:val="subscript"/>
+        </w:rPr>
+        <w:t xml:space="preserve">3</w:t>
+      </w:r>
+      <w:r>
+        <w:rPr>
+          <w:rFonts w:ascii="Times New Roman" w:hAnsi="Times New Roman" w:cs="Times New Roman"/>
+          <w:lang w:val="tr-TR"/>
+        </w:rPr>
+        <w:t xml:space="preserve"> + 2H</w:t>
+      </w:r>
+      <w:r>
+        <w:rPr>
+          <w:rFonts w:ascii="Times New Roman" w:hAnsi="Times New Roman" w:cs="Times New Roman"/>
+          <w:lang w:val="tr-TR"/>
+          <w:vertAlign w:val="subscript"/>
         </w:rPr>
         <w:t xml:space="preserve">2</w:t>
       </w:r>
@@ -5757,8 +5997,8 @@
       <w:r>
         <w:rPr>
           <w:rFonts w:ascii="Times New Roman" w:hAnsi="Times New Roman" w:cs="Times New Roman"/>
-          <w:vertAlign w:val="subscript"/>
-          <w:lang w:val="tr-TR"/>
+          <w:lang w:val="tr-TR"/>
+          <w:vertAlign w:val="subscript"/>
         </w:rPr>
         <w:t xml:space="preserve">3</w:t>
       </w:r>
@@ -5772,8 +6012,23 @@
       <w:r>
         <w:rPr>
           <w:rFonts w:ascii="Times New Roman" w:hAnsi="Times New Roman" w:cs="Times New Roman"/>
-          <w:vertAlign w:val="subscript"/>
-          <w:lang w:val="tr-TR"/>
+          <w:lang w:val="tr-TR"/>
+          <w:vertAlign w:val="subscript"/>
+        </w:rPr>
+        <w:t xml:space="preserve">2</w:t>
+      </w:r>
+      <w:r>
+        <w:rPr>
+          <w:rFonts w:ascii="Times New Roman" w:hAnsi="Times New Roman" w:cs="Times New Roman"/>
+          <w:lang w:val="tr-TR"/>
+        </w:rPr>
+        <w:t xml:space="preserve">–CH</w:t>
+      </w:r>
+      <w:r>
+        <w:rPr>
+          <w:rFonts w:ascii="Times New Roman" w:hAnsi="Times New Roman" w:cs="Times New Roman"/>
+          <w:lang w:val="tr-TR"/>
+          <w:vertAlign w:val="subscript"/>
         </w:rPr>
         <w:t xml:space="preserve">3</w:t>
       </w:r>
@@ -5787,32 +6042,32 @@
       <w:r>
         <w:rPr>
           <w:rFonts w:ascii="Times New Roman" w:hAnsi="Times New Roman" w:cs="Times New Roman"/>
-          <w:vertAlign w:val="subscript"/>
-          <w:lang w:val="tr-TR"/>
-        </w:rPr>
-        <w:t xml:space="preserve">2</w:t>
-      </w:r>
-      <w:r>
-        <w:rPr>
-          <w:rFonts w:ascii="Times New Roman" w:hAnsi="Times New Roman" w:cs="Times New Roman"/>
-          <w:lang w:val="tr-TR"/>
-        </w:rPr>
-        <w:t xml:space="preserve">) = 0,40 mol; m(H</w:t>
-      </w:r>
-      <w:r>
-        <w:rPr>
-          <w:rFonts w:ascii="Times New Roman" w:hAnsi="Times New Roman" w:cs="Times New Roman"/>
-          <w:vertAlign w:val="subscript"/>
-          <w:lang w:val="tr-TR"/>
-        </w:rPr>
-        <w:t xml:space="preserve">2</w:t>
-      </w:r>
-      <w:r>
-        <w:rPr>
-          <w:rFonts w:ascii="Times New Roman" w:hAnsi="Times New Roman" w:cs="Times New Roman"/>
-          <w:lang w:val="tr-TR"/>
-        </w:rPr>
-        <w:t xml:space="preserve">) = 0,40 mol · 2 g/mol = 0,80 g.</w:t>
+          <w:lang w:val="tr-TR"/>
+          <w:vertAlign w:val="subscript"/>
+        </w:rPr>
+        <w:t xml:space="preserve">2</w:t>
+      </w:r>
+      <w:r>
+        <w:rPr>
+          <w:rFonts w:ascii="Times New Roman" w:hAnsi="Times New Roman" w:cs="Times New Roman"/>
+          <w:lang w:val="tr-TR"/>
+        </w:rPr>
+        <w:t xml:space="preserve">) = 0,20 mol; m(H</w:t>
+      </w:r>
+      <w:r>
+        <w:rPr>
+          <w:rFonts w:ascii="Times New Roman" w:hAnsi="Times New Roman" w:cs="Times New Roman"/>
+          <w:lang w:val="tr-TR"/>
+          <w:vertAlign w:val="subscript"/>
+        </w:rPr>
+        <w:t xml:space="preserve">2</w:t>
+      </w:r>
+      <w:r>
+        <w:rPr>
+          <w:rFonts w:ascii="Times New Roman" w:hAnsi="Times New Roman" w:cs="Times New Roman"/>
+          <w:lang w:val="tr-TR"/>
+        </w:rPr>
+        <w:t xml:space="preserve">) = 0,20 mol · 2 g/mol = 0,40 g.</w:t>
       </w:r>
     </w:p>
     <w:p>
@@ -5849,8 +6104,8 @@
       <w:r>
         <w:rPr>
           <w:rFonts w:ascii="Times New Roman" w:hAnsi="Times New Roman" w:cs="Times New Roman"/>
-          <w:vertAlign w:val="subscript"/>
-          <w:lang w:val="tr-TR"/>
+          <w:lang w:val="tr-TR"/>
+          <w:vertAlign w:val="subscript"/>
         </w:rPr>
         <w:t xml:space="preserve">2</w:t>
       </w:r>
@@ -5864,8 +6119,8 @@
       <w:r>
         <w:rPr>
           <w:rFonts w:ascii="Times New Roman" w:hAnsi="Times New Roman" w:cs="Times New Roman"/>
-          <w:vertAlign w:val="subscript"/>
-          <w:lang w:val="tr-TR"/>
+          <w:lang w:val="tr-TR"/>
+          <w:vertAlign w:val="subscript"/>
         </w:rPr>
         <w:t xml:space="preserve">2</w:t>
       </w:r>
@@ -5879,8 +6134,8 @@
       <w:r>
         <w:rPr>
           <w:rFonts w:ascii="Times New Roman" w:hAnsi="Times New Roman" w:cs="Times New Roman"/>
-          <w:vertAlign w:val="subscript"/>
-          <w:lang w:val="tr-TR"/>
+          <w:lang w:val="tr-TR"/>
+          <w:vertAlign w:val="subscript"/>
         </w:rPr>
         <w:t xml:space="preserve">2</w:t>
       </w:r>
@@ -5894,23 +6149,23 @@
       <w:r>
         <w:rPr>
           <w:rFonts w:ascii="Times New Roman" w:hAnsi="Times New Roman" w:cs="Times New Roman"/>
-          <w:vertAlign w:val="subscript"/>
-          <w:lang w:val="tr-TR"/>
-        </w:rPr>
-        <w:t xml:space="preserve">2</w:t>
-      </w:r>
-      <w:r>
-        <w:rPr>
-          <w:rFonts w:ascii="Times New Roman" w:hAnsi="Times New Roman" w:cs="Times New Roman"/>
-          <w:lang w:val="tr-TR"/>
-        </w:rPr>
-        <w:t xml:space="preserve"> gibi maddelerle katılma tepkimesi verir ve bromlu suyun rengini giderir. Farklı: 1 mol etin 2 mol H</w:t>
-      </w:r>
-      <w:r>
-        <w:rPr>
-          <w:rFonts w:ascii="Times New Roman" w:hAnsi="Times New Roman" w:cs="Times New Roman"/>
-          <w:vertAlign w:val="subscript"/>
-          <w:lang w:val="tr-TR"/>
+          <w:lang w:val="tr-TR"/>
+          <w:vertAlign w:val="subscript"/>
+        </w:rPr>
+        <w:t xml:space="preserve">2</w:t>
+      </w:r>
+      <w:r>
+        <w:rPr>
+          <w:rFonts w:ascii="Times New Roman" w:hAnsi="Times New Roman" w:cs="Times New Roman"/>
+          <w:lang w:val="tr-TR"/>
+        </w:rPr>
+        <w:t xml:space="preserve"> gibi maddelerle katılma tepkimesi verir ve bromlu suyun rengini giderir. Farklı: 1 mol propin 2 mol H</w:t>
+      </w:r>
+      <w:r>
+        <w:rPr>
+          <w:rFonts w:ascii="Times New Roman" w:hAnsi="Times New Roman" w:cs="Times New Roman"/>
+          <w:lang w:val="tr-TR"/>
+          <w:vertAlign w:val="subscript"/>
         </w:rPr>
         <w:t xml:space="preserve">2</w:t>
       </w:r>
@@ -5924,17 +6179,17 @@
       <w:r>
         <w:rPr>
           <w:rFonts w:ascii="Times New Roman" w:hAnsi="Times New Roman" w:cs="Times New Roman"/>
-          <w:vertAlign w:val="subscript"/>
-          <w:lang w:val="tr-TR"/>
-        </w:rPr>
-        <w:t xml:space="preserve">2</w:t>
-      </w:r>
-      <w:r>
-        <w:rPr>
-          <w:rFonts w:ascii="Times New Roman" w:hAnsi="Times New Roman" w:cs="Times New Roman"/>
-          <w:lang w:val="tr-TR"/>
-        </w:rPr>
-        <w:t xml:space="preserve">) katarken 1 mol eten 1 mol katar; etin havada daha isli yanar; eten kolayca polimerleşerek polietilen oluşturur.</w:t>
+          <w:lang w:val="tr-TR"/>
+          <w:vertAlign w:val="subscript"/>
+        </w:rPr>
+        <w:t xml:space="preserve">2</w:t>
+      </w:r>
+      <w:r>
+        <w:rPr>
+          <w:rFonts w:ascii="Times New Roman" w:hAnsi="Times New Roman" w:cs="Times New Roman"/>
+          <w:lang w:val="tr-TR"/>
+        </w:rPr>
+        <w:t xml:space="preserve">) katarken 1 mol propen 1 mol katar; propin havada daha isli yanar; propen kolayca polimerleşerek polipropilen oluşturur.</w:t>
       </w:r>
     </w:p>
     <w:p>
@@ -6464,7 +6719,7 @@
           <w:rFonts w:ascii="Times New Roman" w:hAnsi="Times New Roman" w:cs="Times New Roman"/>
           <w:lang w:val="tr-TR"/>
         </w:rPr>
-        <w:t xml:space="preserve">1. a) bütan-2-ol  b) 1-etoksipropan  c) 4-metilpentanal  d) 2-metilpentan-3-on  e) 2-kloropropanoik asit  f) metil propanoat</w:t>
+        <w:t xml:space="preserve">1. a) 3-metilbütan-2-ol  b) 1-etoksipropan  c) 4-metilpentanal  d) 2-metilpentan-3-on  e) 2-kloropropanoik asit  f) propil propanoat</w:t>
       </w:r>
     </w:p>
     <w:p>
@@ -6485,10 +6740,25 @@
       <w:r>
         <w:rPr>
           <w:rFonts w:ascii="Times New Roman" w:hAnsi="Times New Roman" w:cs="Times New Roman"/>
-          <w:vertAlign w:val="subscript"/>
-          <w:lang w:val="tr-TR"/>
-        </w:rPr>
-        <w:t xml:space="preserve">3</w:t>
+          <w:lang w:val="tr-TR"/>
+          <w:vertAlign w:val="subscript"/>
+        </w:rPr>
+        <w:t xml:space="preserve">3</w:t>
+      </w:r>
+      <w:r>
+        <w:rPr>
+          <w:rFonts w:ascii="Times New Roman" w:hAnsi="Times New Roman" w:cs="Times New Roman"/>
+          <w:lang w:val="tr-TR"/>
+        </w:rPr>
+        <w:t xml:space="preserve">–CH</w:t>
+      </w:r>
+      <w:r>
+        <w:rPr>
+          <w:rFonts w:ascii="Times New Roman" w:hAnsi="Times New Roman" w:cs="Times New Roman"/>
+          <w:lang w:val="tr-TR"/>
+          <w:vertAlign w:val="subscript"/>
+        </w:rPr>
+        <w:t xml:space="preserve">2</w:t>
       </w:r>
       <w:r>
         <w:rPr>
@@ -6500,8 +6770,8 @@
       <w:r>
         <w:rPr>
           <w:rFonts w:ascii="Times New Roman" w:hAnsi="Times New Roman" w:cs="Times New Roman"/>
-          <w:vertAlign w:val="subscript"/>
-          <w:lang w:val="tr-TR"/>
+          <w:lang w:val="tr-TR"/>
+          <w:vertAlign w:val="subscript"/>
         </w:rPr>
         <w:t xml:space="preserve">3</w:t>
       </w:r>
@@ -6515,8 +6785,8 @@
       <w:r>
         <w:rPr>
           <w:rFonts w:ascii="Times New Roman" w:hAnsi="Times New Roman" w:cs="Times New Roman"/>
-          <w:vertAlign w:val="subscript"/>
-          <w:lang w:val="tr-TR"/>
+          <w:lang w:val="tr-TR"/>
+          <w:vertAlign w:val="subscript"/>
         </w:rPr>
         <w:t xml:space="preserve">2</w:t>
       </w:r>
@@ -6530,8 +6800,8 @@
       <w:r>
         <w:rPr>
           <w:rFonts w:ascii="Times New Roman" w:hAnsi="Times New Roman" w:cs="Times New Roman"/>
-          <w:vertAlign w:val="subscript"/>
-          <w:lang w:val="tr-TR"/>
+          <w:lang w:val="tr-TR"/>
+          <w:vertAlign w:val="subscript"/>
         </w:rPr>
         <w:t xml:space="preserve">3</w:t>
       </w:r>
@@ -6545,8 +6815,8 @@
       <w:r>
         <w:rPr>
           <w:rFonts w:ascii="Times New Roman" w:hAnsi="Times New Roman" w:cs="Times New Roman"/>
-          <w:vertAlign w:val="subscript"/>
-          <w:lang w:val="tr-TR"/>
+          <w:lang w:val="tr-TR"/>
+          <w:vertAlign w:val="subscript"/>
         </w:rPr>
         <w:t xml:space="preserve">3</w:t>
       </w:r>
@@ -6560,8 +6830,8 @@
       <w:r>
         <w:rPr>
           <w:rFonts w:ascii="Times New Roman" w:hAnsi="Times New Roman" w:cs="Times New Roman"/>
-          <w:vertAlign w:val="subscript"/>
-          <w:lang w:val="tr-TR"/>
+          <w:lang w:val="tr-TR"/>
+          <w:vertAlign w:val="subscript"/>
         </w:rPr>
         <w:t xml:space="preserve">3</w:t>
       </w:r>
@@ -6575,8 +6845,8 @@
       <w:r>
         <w:rPr>
           <w:rFonts w:ascii="Times New Roman" w:hAnsi="Times New Roman" w:cs="Times New Roman"/>
-          <w:vertAlign w:val="subscript"/>
-          <w:lang w:val="tr-TR"/>
+          <w:lang w:val="tr-TR"/>
+          <w:vertAlign w:val="subscript"/>
         </w:rPr>
         <w:t xml:space="preserve">2</w:t>
       </w:r>
@@ -6590,8 +6860,8 @@
       <w:r>
         <w:rPr>
           <w:rFonts w:ascii="Times New Roman" w:hAnsi="Times New Roman" w:cs="Times New Roman"/>
-          <w:vertAlign w:val="subscript"/>
-          <w:lang w:val="tr-TR"/>
+          <w:lang w:val="tr-TR"/>
+          <w:vertAlign w:val="subscript"/>
         </w:rPr>
         <w:t xml:space="preserve">3</w:t>
       </w:r>
@@ -6605,8 +6875,8 @@
       <w:r>
         <w:rPr>
           <w:rFonts w:ascii="Times New Roman" w:hAnsi="Times New Roman" w:cs="Times New Roman"/>
-          <w:vertAlign w:val="subscript"/>
-          <w:lang w:val="tr-TR"/>
+          <w:lang w:val="tr-TR"/>
+          <w:vertAlign w:val="subscript"/>
         </w:rPr>
         <w:t xml:space="preserve">3</w:t>
       </w:r>
@@ -6620,8 +6890,8 @@
       <w:r>
         <w:rPr>
           <w:rFonts w:ascii="Times New Roman" w:hAnsi="Times New Roman" w:cs="Times New Roman"/>
-          <w:vertAlign w:val="subscript"/>
-          <w:lang w:val="tr-TR"/>
+          <w:lang w:val="tr-TR"/>
+          <w:vertAlign w:val="subscript"/>
         </w:rPr>
         <w:t xml:space="preserve">2</w:t>
       </w:r>
@@ -6635,8 +6905,8 @@
       <w:r>
         <w:rPr>
           <w:rFonts w:ascii="Times New Roman" w:hAnsi="Times New Roman" w:cs="Times New Roman"/>
-          <w:vertAlign w:val="subscript"/>
-          <w:lang w:val="tr-TR"/>
+          <w:lang w:val="tr-TR"/>
+          <w:vertAlign w:val="subscript"/>
         </w:rPr>
         <w:t xml:space="preserve">2</w:t>
       </w:r>
@@ -6650,8 +6920,8 @@
       <w:r>
         <w:rPr>
           <w:rFonts w:ascii="Times New Roman" w:hAnsi="Times New Roman" w:cs="Times New Roman"/>
-          <w:vertAlign w:val="subscript"/>
-          <w:lang w:val="tr-TR"/>
+          <w:lang w:val="tr-TR"/>
+          <w:vertAlign w:val="subscript"/>
         </w:rPr>
         <w:t xml:space="preserve">3</w:t>
       </w:r>
@@ -6665,23 +6935,282 @@
       <w:r>
         <w:rPr>
           <w:rFonts w:ascii="Times New Roman" w:hAnsi="Times New Roman" w:cs="Times New Roman"/>
-          <w:vertAlign w:val="subscript"/>
-          <w:lang w:val="tr-TR"/>
-        </w:rPr>
-        <w:t xml:space="preserve">3</w:t>
-      </w:r>
-      <w:r>
-        <w:rPr>
-          <w:rFonts w:ascii="Times New Roman" w:hAnsi="Times New Roman" w:cs="Times New Roman"/>
-          <w:lang w:val="tr-TR"/>
-        </w:rPr>
-        <w:t xml:space="preserve">–O–CH(CH</w:t>
-      </w:r>
-      <w:r>
-        <w:rPr>
-          <w:rFonts w:ascii="Times New Roman" w:hAnsi="Times New Roman" w:cs="Times New Roman"/>
-          <w:vertAlign w:val="subscript"/>
-          <w:lang w:val="tr-TR"/>
+          <w:lang w:val="tr-TR"/>
+          <w:vertAlign w:val="subscript"/>
+        </w:rPr>
+        <w:t xml:space="preserve">3</w:t>
+      </w:r>
+      <w:r>
+        <w:rPr>
+          <w:rFonts w:ascii="Times New Roman" w:hAnsi="Times New Roman" w:cs="Times New Roman"/>
+          <w:lang w:val="tr-TR"/>
+        </w:rPr>
+        <w:t xml:space="preserve">–CH</w:t>
+      </w:r>
+      <w:r>
+        <w:rPr>
+          <w:rFonts w:ascii="Times New Roman" w:hAnsi="Times New Roman" w:cs="Times New Roman"/>
+          <w:lang w:val="tr-TR"/>
+          <w:vertAlign w:val="subscript"/>
+        </w:rPr>
+        <w:t xml:space="preserve">2</w:t>
+      </w:r>
+      <w:r>
+        <w:rPr>
+          <w:rFonts w:ascii="Times New Roman" w:hAnsi="Times New Roman" w:cs="Times New Roman"/>
+          <w:lang w:val="tr-TR"/>
+        </w:rPr>
+        <w:t xml:space="preserve">–O–CH</w:t>
+      </w:r>
+      <w:r>
+        <w:rPr>
+          <w:rFonts w:ascii="Times New Roman" w:hAnsi="Times New Roman" w:cs="Times New Roman"/>
+          <w:lang w:val="tr-TR"/>
+          <w:vertAlign w:val="subscript"/>
+        </w:rPr>
+        <w:t xml:space="preserve">2</w:t>
+      </w:r>
+      <w:r>
+        <w:rPr>
+          <w:rFonts w:ascii="Times New Roman" w:hAnsi="Times New Roman" w:cs="Times New Roman"/>
+          <w:lang w:val="tr-TR"/>
+        </w:rPr>
+        <w:t xml:space="preserve">–CH</w:t>
+      </w:r>
+      <w:r>
+        <w:rPr>
+          <w:rFonts w:ascii="Times New Roman" w:hAnsi="Times New Roman" w:cs="Times New Roman"/>
+          <w:lang w:val="tr-TR"/>
+          <w:vertAlign w:val="subscript"/>
+        </w:rPr>
+        <w:t xml:space="preserve">2</w:t>
+      </w:r>
+      <w:r>
+        <w:rPr>
+          <w:rFonts w:ascii="Times New Roman" w:hAnsi="Times New Roman" w:cs="Times New Roman"/>
+          <w:lang w:val="tr-TR"/>
+        </w:rPr>
+        <w:t xml:space="preserve">–CH</w:t>
+      </w:r>
+      <w:r>
+        <w:rPr>
+          <w:rFonts w:ascii="Times New Roman" w:hAnsi="Times New Roman" w:cs="Times New Roman"/>
+          <w:lang w:val="tr-TR"/>
+          <w:vertAlign w:val="subscript"/>
+        </w:rPr>
+        <w:t xml:space="preserve">2</w:t>
+      </w:r>
+      <w:r>
+        <w:rPr>
+          <w:rFonts w:ascii="Times New Roman" w:hAnsi="Times New Roman" w:cs="Times New Roman"/>
+          <w:lang w:val="tr-TR"/>
+        </w:rPr>
+        <w:t xml:space="preserve">–CH</w:t>
+      </w:r>
+      <w:r>
+        <w:rPr>
+          <w:rFonts w:ascii="Times New Roman" w:hAnsi="Times New Roman" w:cs="Times New Roman"/>
+          <w:lang w:val="tr-TR"/>
+          <w:vertAlign w:val="subscript"/>
+        </w:rPr>
+        <w:t xml:space="preserve">3</w:t>
+      </w:r>
+      <w:r>
+        <w:rPr>
+          <w:rFonts w:ascii="Times New Roman" w:hAnsi="Times New Roman" w:cs="Times New Roman"/>
+          <w:lang w:val="tr-TR"/>
+        </w:rPr>
+        <w:t xml:space="preserve">  e) CH</w:t>
+      </w:r>
+      <w:r>
+        <w:rPr>
+          <w:rFonts w:ascii="Times New Roman" w:hAnsi="Times New Roman" w:cs="Times New Roman"/>
+          <w:lang w:val="tr-TR"/>
+          <w:vertAlign w:val="subscript"/>
+        </w:rPr>
+        <w:t xml:space="preserve">3</w:t>
+      </w:r>
+      <w:r>
+        <w:rPr>
+          <w:rFonts w:ascii="Times New Roman" w:hAnsi="Times New Roman" w:cs="Times New Roman"/>
+          <w:lang w:val="tr-TR"/>
+        </w:rPr>
+        <w:t xml:space="preserve">–CH</w:t>
+      </w:r>
+      <w:r>
+        <w:rPr>
+          <w:rFonts w:ascii="Times New Roman" w:hAnsi="Times New Roman" w:cs="Times New Roman"/>
+          <w:lang w:val="tr-TR"/>
+          <w:vertAlign w:val="subscript"/>
+        </w:rPr>
+        <w:t xml:space="preserve">2</w:t>
+      </w:r>
+      <w:r>
+        <w:rPr>
+          <w:rFonts w:ascii="Times New Roman" w:hAnsi="Times New Roman" w:cs="Times New Roman"/>
+          <w:lang w:val="tr-TR"/>
+        </w:rPr>
+        <w:t xml:space="preserve">–CH(OH)–COOH</w:t>
+      </w:r>
+    </w:p>
+    <w:p>
+      <w:pPr>
+        <w:jc w:val="both"/>
+        <w:rPr>
+          <w:rFonts w:ascii="Times New Roman" w:hAnsi="Times New Roman" w:cs="Times New Roman"/>
+          <w:lang w:val="tr-TR"/>
+        </w:rPr>
+      </w:pPr>
+      <w:r>
+        <w:rPr>
+          <w:rFonts w:ascii="Times New Roman" w:hAnsi="Times New Roman" w:cs="Times New Roman"/>
+          <w:lang w:val="tr-TR"/>
+        </w:rPr>
+        <w:t xml:space="preserve">3. Birincil: I ve VI (VI bir dioldür; iki –OH grubu da birincil karbona bağlıdır). İkincil: IV. Üçüncül: II. III alkol değildir: –OH grubu pi bağı bulunan karbona bağlıdır. V alkol değildir: aynı karbon atomuna iki –OH grubu bağlıdır.</w:t>
+      </w:r>
+    </w:p>
+    <w:p>
+      <w:pPr>
+        <w:jc w:val="both"/>
+        <w:rPr>
+          <w:rFonts w:ascii="Times New Roman" w:hAnsi="Times New Roman" w:cs="Times New Roman"/>
+          <w:lang w:val="tr-TR"/>
+        </w:rPr>
+      </w:pPr>
+      <w:r>
+        <w:rPr>
+          <w:rFonts w:ascii="Times New Roman" w:hAnsi="Times New Roman" w:cs="Times New Roman"/>
+          <w:lang w:val="tr-TR"/>
+        </w:rPr>
+        <w:t xml:space="preserve">4. CH</w:t>
+      </w:r>
+      <w:r>
+        <w:rPr>
+          <w:rFonts w:ascii="Times New Roman" w:hAnsi="Times New Roman" w:cs="Times New Roman"/>
+          <w:vertAlign w:val="subscript"/>
+          <w:lang w:val="tr-TR"/>
+        </w:rPr>
+        <w:t xml:space="preserve">3</w:t>
+      </w:r>
+      <w:r>
+        <w:rPr>
+          <w:rFonts w:ascii="Times New Roman" w:hAnsi="Times New Roman" w:cs="Times New Roman"/>
+          <w:lang w:val="tr-TR"/>
+        </w:rPr>
+        <w:t xml:space="preserve">–COO–CH</w:t>
+      </w:r>
+      <w:r>
+        <w:rPr>
+          <w:rFonts w:ascii="Times New Roman" w:hAnsi="Times New Roman" w:cs="Times New Roman"/>
+          <w:vertAlign w:val="subscript"/>
+          <w:lang w:val="tr-TR"/>
+        </w:rPr>
+        <w:t xml:space="preserve">2</w:t>
+      </w:r>
+      <w:r>
+        <w:rPr>
+          <w:rFonts w:ascii="Times New Roman" w:hAnsi="Times New Roman" w:cs="Times New Roman"/>
+          <w:lang w:val="tr-TR"/>
+        </w:rPr>
+        <w:t xml:space="preserve">–CH</w:t>
+      </w:r>
+      <w:r>
+        <w:rPr>
+          <w:rFonts w:ascii="Times New Roman" w:hAnsi="Times New Roman" w:cs="Times New Roman"/>
+          <w:vertAlign w:val="subscript"/>
+          <w:lang w:val="tr-TR"/>
+        </w:rPr>
+        <w:t xml:space="preserve">2</w:t>
+      </w:r>
+      <w:r>
+        <w:rPr>
+          <w:rFonts w:ascii="Times New Roman" w:hAnsi="Times New Roman" w:cs="Times New Roman"/>
+          <w:lang w:val="tr-TR"/>
+        </w:rPr>
+        <w:t xml:space="preserve">–CH</w:t>
+      </w:r>
+      <w:r>
+        <w:rPr>
+          <w:rFonts w:ascii="Times New Roman" w:hAnsi="Times New Roman" w:cs="Times New Roman"/>
+          <w:vertAlign w:val="subscript"/>
+          <w:lang w:val="tr-TR"/>
+        </w:rPr>
+        <w:t xml:space="preserve">3</w:t>
+      </w:r>
+      <w:r>
+        <w:rPr>
+          <w:rFonts w:ascii="Times New Roman" w:hAnsi="Times New Roman" w:cs="Times New Roman"/>
+          <w:lang w:val="tr-TR"/>
+        </w:rPr>
+        <w:t xml:space="preserve">; propil etanoat (propil asetat).</w:t>
+      </w:r>
+    </w:p>
+    <w:p>
+      <w:pPr>
+        <w:jc w:val="both"/>
+        <w:rPr>
+          <w:rFonts w:ascii="Times New Roman" w:hAnsi="Times New Roman" w:cs="Times New Roman"/>
+          <w:lang w:val="tr-TR"/>
+        </w:rPr>
+      </w:pPr>
+      <w:r>
+        <w:rPr>
+          <w:rFonts w:ascii="Times New Roman" w:hAnsi="Times New Roman" w:cs="Times New Roman"/>
+          <w:lang w:val="tr-TR"/>
+        </w:rPr>
+        <w:t xml:space="preserve">5. Fonksiyonel grup önceliği gözden kaçırılmıştır: Aldehit grubu (–CHO) alkol grubundan önceliklidir; bileşik aldehit olarak adlandırılır, –OH grubu “hidroksi” ön ekiyle gösterilir. Numaralandırma –CHO karbonundan başlar. Doğru ad: 4-hidroksipentanal.</w:t>
+      </w:r>
+    </w:p>
+    <w:p>
+      <w:pPr>
+        <w:jc w:val="both"/>
+        <w:rPr>
+          <w:rFonts w:ascii="Times New Roman" w:hAnsi="Times New Roman" w:cs="Times New Roman"/>
+          <w:lang w:val="tr-TR"/>
+        </w:rPr>
+      </w:pPr>
+      <w:r>
+        <w:rPr>
+          <w:rFonts w:ascii="Times New Roman" w:hAnsi="Times New Roman" w:cs="Times New Roman"/>
+          <w:lang w:val="tr-TR"/>
+        </w:rPr>
+        <w:t xml:space="preserve">6. Tarif edilen bileşik CH</w:t>
+      </w:r>
+      <w:r>
+        <w:rPr>
+          <w:rFonts w:ascii="Times New Roman" w:hAnsi="Times New Roman" w:cs="Times New Roman"/>
+          <w:lang w:val="tr-TR"/>
+          <w:vertAlign w:val="subscript"/>
+        </w:rPr>
+        <w:t xml:space="preserve">3</w:t>
+      </w:r>
+      <w:r>
+        <w:rPr>
+          <w:rFonts w:ascii="Times New Roman" w:hAnsi="Times New Roman" w:cs="Times New Roman"/>
+          <w:lang w:val="tr-TR"/>
+        </w:rPr>
+        <w:t xml:space="preserve">–CH(OH)–CH(CH</w:t>
+      </w:r>
+      <w:r>
+        <w:rPr>
+          <w:rFonts w:ascii="Times New Roman" w:hAnsi="Times New Roman" w:cs="Times New Roman"/>
+          <w:lang w:val="tr-TR"/>
+          <w:vertAlign w:val="subscript"/>
+        </w:rPr>
+        <w:t xml:space="preserve">2</w:t>
+      </w:r>
+      <w:r>
+        <w:rPr>
+          <w:rFonts w:ascii="Times New Roman" w:hAnsi="Times New Roman" w:cs="Times New Roman"/>
+          <w:lang w:val="tr-TR"/>
+        </w:rPr>
+        <w:t xml:space="preserve">–CH</w:t>
+      </w:r>
+      <w:r>
+        <w:rPr>
+          <w:rFonts w:ascii="Times New Roman" w:hAnsi="Times New Roman" w:cs="Times New Roman"/>
+          <w:lang w:val="tr-TR"/>
+          <w:vertAlign w:val="subscript"/>
         </w:rPr>
         <w:t xml:space="preserve">3</w:t>
       </w:r>
@@ -6695,231 +7224,17 @@
       <w:r>
         <w:rPr>
           <w:rFonts w:ascii="Times New Roman" w:hAnsi="Times New Roman" w:cs="Times New Roman"/>
-          <w:vertAlign w:val="subscript"/>
-          <w:lang w:val="tr-TR"/>
-        </w:rPr>
-        <w:t xml:space="preserve">3</w:t>
-      </w:r>
-      <w:r>
-        <w:rPr>
-          <w:rFonts w:ascii="Times New Roman" w:hAnsi="Times New Roman" w:cs="Times New Roman"/>
-          <w:lang w:val="tr-TR"/>
-        </w:rPr>
-        <w:t xml:space="preserve">  e) CH</w:t>
-      </w:r>
-      <w:r>
-        <w:rPr>
-          <w:rFonts w:ascii="Times New Roman" w:hAnsi="Times New Roman" w:cs="Times New Roman"/>
-          <w:vertAlign w:val="subscript"/>
-          <w:lang w:val="tr-TR"/>
-        </w:rPr>
-        <w:t xml:space="preserve">3</w:t>
-      </w:r>
-      <w:r>
-        <w:rPr>
-          <w:rFonts w:ascii="Times New Roman" w:hAnsi="Times New Roman" w:cs="Times New Roman"/>
-          <w:lang w:val="tr-TR"/>
-        </w:rPr>
-        <w:t xml:space="preserve">–CH(OH)–CH</w:t>
-      </w:r>
-      <w:r>
-        <w:rPr>
-          <w:rFonts w:ascii="Times New Roman" w:hAnsi="Times New Roman" w:cs="Times New Roman"/>
-          <w:vertAlign w:val="subscript"/>
-          <w:lang w:val="tr-TR"/>
-        </w:rPr>
-        <w:t xml:space="preserve">2</w:t>
-      </w:r>
-      <w:r>
-        <w:rPr>
-          <w:rFonts w:ascii="Times New Roman" w:hAnsi="Times New Roman" w:cs="Times New Roman"/>
-          <w:lang w:val="tr-TR"/>
-        </w:rPr>
-        <w:t xml:space="preserve">–COOH</w:t>
-      </w:r>
-    </w:p>
-    <w:p>
-      <w:pPr>
-        <w:jc w:val="both"/>
-        <w:rPr>
-          <w:rFonts w:ascii="Times New Roman" w:hAnsi="Times New Roman" w:cs="Times New Roman"/>
-          <w:lang w:val="tr-TR"/>
-        </w:rPr>
-      </w:pPr>
-      <w:r>
-        <w:rPr>
-          <w:rFonts w:ascii="Times New Roman" w:hAnsi="Times New Roman" w:cs="Times New Roman"/>
-          <w:lang w:val="tr-TR"/>
-        </w:rPr>
-        <w:t xml:space="preserve">3. Birincil: I ve VI (VI bir dioldür; iki –OH grubu da birincil karbona bağlıdır). İkincil: IV. Üçüncül: II. III alkol değildir: –OH grubu pi bağı bulunan karbona bağlıdır. V alkol değildir: aynı karbon atomuna iki –OH grubu bağlıdır.</w:t>
-      </w:r>
-    </w:p>
-    <w:p>
-      <w:pPr>
-        <w:jc w:val="both"/>
-        <w:rPr>
-          <w:rFonts w:ascii="Times New Roman" w:hAnsi="Times New Roman" w:cs="Times New Roman"/>
-          <w:lang w:val="tr-TR"/>
-        </w:rPr>
-      </w:pPr>
-      <w:r>
-        <w:rPr>
-          <w:rFonts w:ascii="Times New Roman" w:hAnsi="Times New Roman" w:cs="Times New Roman"/>
-          <w:lang w:val="tr-TR"/>
-        </w:rPr>
-        <w:t xml:space="preserve">4. CH</w:t>
-      </w:r>
-      <w:r>
-        <w:rPr>
-          <w:rFonts w:ascii="Times New Roman" w:hAnsi="Times New Roman" w:cs="Times New Roman"/>
-          <w:vertAlign w:val="subscript"/>
-          <w:lang w:val="tr-TR"/>
-        </w:rPr>
-        <w:t xml:space="preserve">3</w:t>
-      </w:r>
-      <w:r>
-        <w:rPr>
-          <w:rFonts w:ascii="Times New Roman" w:hAnsi="Times New Roman" w:cs="Times New Roman"/>
-          <w:lang w:val="tr-TR"/>
-        </w:rPr>
-        <w:t xml:space="preserve">–COO–CH</w:t>
-      </w:r>
-      <w:r>
-        <w:rPr>
-          <w:rFonts w:ascii="Times New Roman" w:hAnsi="Times New Roman" w:cs="Times New Roman"/>
-          <w:vertAlign w:val="subscript"/>
-          <w:lang w:val="tr-TR"/>
-        </w:rPr>
-        <w:t xml:space="preserve">2</w:t>
-      </w:r>
-      <w:r>
-        <w:rPr>
-          <w:rFonts w:ascii="Times New Roman" w:hAnsi="Times New Roman" w:cs="Times New Roman"/>
-          <w:lang w:val="tr-TR"/>
-        </w:rPr>
-        <w:t xml:space="preserve">–CH</w:t>
-      </w:r>
-      <w:r>
-        <w:rPr>
-          <w:rFonts w:ascii="Times New Roman" w:hAnsi="Times New Roman" w:cs="Times New Roman"/>
-          <w:vertAlign w:val="subscript"/>
-          <w:lang w:val="tr-TR"/>
-        </w:rPr>
-        <w:t xml:space="preserve">2</w:t>
-      </w:r>
-      <w:r>
-        <w:rPr>
-          <w:rFonts w:ascii="Times New Roman" w:hAnsi="Times New Roman" w:cs="Times New Roman"/>
-          <w:lang w:val="tr-TR"/>
-        </w:rPr>
-        <w:t xml:space="preserve">–CH</w:t>
-      </w:r>
-      <w:r>
-        <w:rPr>
-          <w:rFonts w:ascii="Times New Roman" w:hAnsi="Times New Roman" w:cs="Times New Roman"/>
-          <w:vertAlign w:val="subscript"/>
-          <w:lang w:val="tr-TR"/>
-        </w:rPr>
-        <w:t xml:space="preserve">3</w:t>
-      </w:r>
-      <w:r>
-        <w:rPr>
-          <w:rFonts w:ascii="Times New Roman" w:hAnsi="Times New Roman" w:cs="Times New Roman"/>
-          <w:lang w:val="tr-TR"/>
-        </w:rPr>
-        <w:t xml:space="preserve">; propil etanoat (propil asetat).</w:t>
-      </w:r>
-    </w:p>
-    <w:p>
-      <w:pPr>
-        <w:jc w:val="both"/>
-        <w:rPr>
-          <w:rFonts w:ascii="Times New Roman" w:hAnsi="Times New Roman" w:cs="Times New Roman"/>
-          <w:lang w:val="tr-TR"/>
-        </w:rPr>
-      </w:pPr>
-      <w:r>
-        <w:rPr>
-          <w:rFonts w:ascii="Times New Roman" w:hAnsi="Times New Roman" w:cs="Times New Roman"/>
-          <w:lang w:val="tr-TR"/>
-        </w:rPr>
-        <w:t xml:space="preserve">5. Fonksiyonel grup önceliği gözden kaçırılmıştır: Aldehit grubu (–CHO) alkol grubundan önceliklidir; bileşik aldehit olarak adlandırılır, –OH grubu “hidroksi” ön ekiyle gösterilir. Numaralandırma –CHO karbonundan başlar. Doğru ad: 3-hidroksibütanal.</w:t>
-      </w:r>
-    </w:p>
-    <w:p>
-      <w:pPr>
-        <w:jc w:val="both"/>
-        <w:rPr>
-          <w:rFonts w:ascii="Times New Roman" w:hAnsi="Times New Roman" w:cs="Times New Roman"/>
-          <w:lang w:val="tr-TR"/>
-        </w:rPr>
-      </w:pPr>
-      <w:r>
-        <w:rPr>
-          <w:rFonts w:ascii="Times New Roman" w:hAnsi="Times New Roman" w:cs="Times New Roman"/>
-          <w:lang w:val="tr-TR"/>
-        </w:rPr>
-        <w:t xml:space="preserve">6. Tarif edilen bileşik HO–CH</w:t>
-      </w:r>
-      <w:r>
-        <w:rPr>
-          <w:rFonts w:ascii="Times New Roman" w:hAnsi="Times New Roman" w:cs="Times New Roman"/>
-          <w:vertAlign w:val="subscript"/>
-          <w:lang w:val="tr-TR"/>
-        </w:rPr>
-        <w:t xml:space="preserve">2</w:t>
-      </w:r>
-      <w:r>
-        <w:rPr>
-          <w:rFonts w:ascii="Times New Roman" w:hAnsi="Times New Roman" w:cs="Times New Roman"/>
-          <w:lang w:val="tr-TR"/>
-        </w:rPr>
-        <w:t xml:space="preserve">–CH(CH</w:t>
-      </w:r>
-      <w:r>
-        <w:rPr>
-          <w:rFonts w:ascii="Times New Roman" w:hAnsi="Times New Roman" w:cs="Times New Roman"/>
-          <w:vertAlign w:val="subscript"/>
-          <w:lang w:val="tr-TR"/>
-        </w:rPr>
-        <w:t xml:space="preserve">2</w:t>
-      </w:r>
-      <w:r>
-        <w:rPr>
-          <w:rFonts w:ascii="Times New Roman" w:hAnsi="Times New Roman" w:cs="Times New Roman"/>
-          <w:lang w:val="tr-TR"/>
-        </w:rPr>
-        <w:t xml:space="preserve">–CH</w:t>
-      </w:r>
-      <w:r>
-        <w:rPr>
-          <w:rFonts w:ascii="Times New Roman" w:hAnsi="Times New Roman" w:cs="Times New Roman"/>
-          <w:vertAlign w:val="subscript"/>
-          <w:lang w:val="tr-TR"/>
-        </w:rPr>
-        <w:t xml:space="preserve">3</w:t>
-      </w:r>
-      <w:r>
-        <w:rPr>
-          <w:rFonts w:ascii="Times New Roman" w:hAnsi="Times New Roman" w:cs="Times New Roman"/>
-          <w:lang w:val="tr-TR"/>
-        </w:rPr>
-        <w:t xml:space="preserve">)–CH</w:t>
-      </w:r>
-      <w:r>
-        <w:rPr>
-          <w:rFonts w:ascii="Times New Roman" w:hAnsi="Times New Roman" w:cs="Times New Roman"/>
-          <w:vertAlign w:val="subscript"/>
-          <w:lang w:val="tr-TR"/>
-        </w:rPr>
-        <w:t xml:space="preserve">3</w:t>
-      </w:r>
-      <w:r>
-        <w:rPr>
-          <w:rFonts w:ascii="Times New Roman" w:hAnsi="Times New Roman" w:cs="Times New Roman"/>
-          <w:lang w:val="tr-TR"/>
-        </w:rPr>
-        <w:t xml:space="preserve"> yapısındadır. –OH grubunu taşıyan en uzun zincir dört karbonludur. Doğru ad: 2-metilbütan-1-ol.</w:t>
+          <w:lang w:val="tr-TR"/>
+          <w:vertAlign w:val="subscript"/>
+        </w:rPr>
+        <w:t xml:space="preserve">3</w:t>
+      </w:r>
+      <w:r>
+        <w:rPr>
+          <w:rFonts w:ascii="Times New Roman" w:hAnsi="Times New Roman" w:cs="Times New Roman"/>
+          <w:lang w:val="tr-TR"/>
+        </w:rPr>
+        <w:t xml:space="preserve"> yapısındadır. –OH grubunu taşıyan karbonu içeren en uzun zincir beş karbonludur; numaralandırma –OH grubuna en küçük numarayı verecek uçtan başlar. Doğru ad: 3-metilpentan-2-ol.</w:t>
       </w:r>
     </w:p>
     <w:p>
@@ -7504,15 +7819,15 @@
           <w:rFonts w:ascii="Times New Roman" w:hAnsi="Times New Roman" w:cs="Times New Roman"/>
           <w:lang w:val="tr-TR"/>
         </w:rPr>
-        <w:t xml:space="preserve">1. a, c ve e fonksiyonel grup izomeridir (kapalı formülleri aynı, fonksiyonel grupları farklı). b: kapalı formülleri aynı ancak fonksiyonel grupları aynıdır (–OH grubunun konumu farklı). d: kapalı formülleri farklıdır (C</w:t>
-      </w:r>
-      <w:r>
-        <w:rPr>
-          <w:rFonts w:ascii="Times New Roman" w:hAnsi="Times New Roman" w:cs="Times New Roman"/>
-          <w:vertAlign w:val="subscript"/>
-          <w:lang w:val="tr-TR"/>
-        </w:rPr>
-        <w:t xml:space="preserve">2</w:t>
+        <w:t xml:space="preserve">1. a, c ve e fonksiyonel grup izomeridir (kapalı formülleri aynı, fonksiyonel grupları farklı: C</w:t>
+      </w:r>
+      <w:r>
+        <w:rPr>
+          <w:rFonts w:ascii="Times New Roman" w:hAnsi="Times New Roman" w:cs="Times New Roman"/>
+          <w:lang w:val="tr-TR"/>
+          <w:vertAlign w:val="subscript"/>
+        </w:rPr>
+        <w:t xml:space="preserve">3</w:t>
       </w:r>
       <w:r>
         <w:rPr>
@@ -7524,8 +7839,23 @@
       <w:r>
         <w:rPr>
           <w:rFonts w:ascii="Times New Roman" w:hAnsi="Times New Roman" w:cs="Times New Roman"/>
-          <w:vertAlign w:val="subscript"/>
-          <w:lang w:val="tr-TR"/>
+          <w:lang w:val="tr-TR"/>
+          <w:vertAlign w:val="subscript"/>
+        </w:rPr>
+        <w:t xml:space="preserve">8</w:t>
+      </w:r>
+      <w:r>
+        <w:rPr>
+          <w:rFonts w:ascii="Times New Roman" w:hAnsi="Times New Roman" w:cs="Times New Roman"/>
+          <w:lang w:val="tr-TR"/>
+        </w:rPr>
+        <w:t xml:space="preserve">O alkol-eter, C</w:t>
+      </w:r>
+      <w:r>
+        <w:rPr>
+          <w:rFonts w:ascii="Times New Roman" w:hAnsi="Times New Roman" w:cs="Times New Roman"/>
+          <w:lang w:val="tr-TR"/>
+          <w:vertAlign w:val="subscript"/>
         </w:rPr>
         <w:t xml:space="preserve">4</w:t>
       </w:r>
@@ -7534,15 +7864,105 @@
           <w:rFonts w:ascii="Times New Roman" w:hAnsi="Times New Roman" w:cs="Times New Roman"/>
           <w:lang w:val="tr-TR"/>
         </w:rPr>
+        <w:t xml:space="preserve">H</w:t>
+      </w:r>
+      <w:r>
+        <w:rPr>
+          <w:rFonts w:ascii="Times New Roman" w:hAnsi="Times New Roman" w:cs="Times New Roman"/>
+          <w:lang w:val="tr-TR"/>
+          <w:vertAlign w:val="subscript"/>
+        </w:rPr>
+        <w:t xml:space="preserve">8</w:t>
+      </w:r>
+      <w:r>
+        <w:rPr>
+          <w:rFonts w:ascii="Times New Roman" w:hAnsi="Times New Roman" w:cs="Times New Roman"/>
+          <w:lang w:val="tr-TR"/>
+        </w:rPr>
+        <w:t xml:space="preserve">O</w:t>
+      </w:r>
+      <w:r>
+        <w:rPr>
+          <w:rFonts w:ascii="Times New Roman" w:hAnsi="Times New Roman" w:cs="Times New Roman"/>
+          <w:lang w:val="tr-TR"/>
+          <w:vertAlign w:val="subscript"/>
+        </w:rPr>
+        <w:t xml:space="preserve">2</w:t>
+      </w:r>
+      <w:r>
+        <w:rPr>
+          <w:rFonts w:ascii="Times New Roman" w:hAnsi="Times New Roman" w:cs="Times New Roman"/>
+          <w:lang w:val="tr-TR"/>
+        </w:rPr>
+        <w:t xml:space="preserve"> karboksilik asit-ester, C</w:t>
+      </w:r>
+      <w:r>
+        <w:rPr>
+          <w:rFonts w:ascii="Times New Roman" w:hAnsi="Times New Roman" w:cs="Times New Roman"/>
+          <w:lang w:val="tr-TR"/>
+          <w:vertAlign w:val="subscript"/>
+        </w:rPr>
+        <w:t xml:space="preserve">5</w:t>
+      </w:r>
+      <w:r>
+        <w:rPr>
+          <w:rFonts w:ascii="Times New Roman" w:hAnsi="Times New Roman" w:cs="Times New Roman"/>
+          <w:lang w:val="tr-TR"/>
+        </w:rPr>
+        <w:t xml:space="preserve">H</w:t>
+      </w:r>
+      <w:r>
+        <w:rPr>
+          <w:rFonts w:ascii="Times New Roman" w:hAnsi="Times New Roman" w:cs="Times New Roman"/>
+          <w:lang w:val="tr-TR"/>
+          <w:vertAlign w:val="subscript"/>
+        </w:rPr>
+        <w:t xml:space="preserve">10</w:t>
+      </w:r>
+      <w:r>
+        <w:rPr>
+          <w:rFonts w:ascii="Times New Roman" w:hAnsi="Times New Roman" w:cs="Times New Roman"/>
+          <w:lang w:val="tr-TR"/>
+        </w:rPr>
+        <w:t xml:space="preserve">O keton-aldehit). b: kapalı formülleri aynı ancak fonksiyonel grupları aynıdır (–OH grubunun konumu farklı). d: kapalı formülleri farklıdır (C</w:t>
+      </w:r>
+      <w:r>
+        <w:rPr>
+          <w:rFonts w:ascii="Times New Roman" w:hAnsi="Times New Roman" w:cs="Times New Roman"/>
+          <w:lang w:val="tr-TR"/>
+          <w:vertAlign w:val="subscript"/>
+        </w:rPr>
+        <w:t xml:space="preserve">3</w:t>
+      </w:r>
+      <w:r>
+        <w:rPr>
+          <w:rFonts w:ascii="Times New Roman" w:hAnsi="Times New Roman" w:cs="Times New Roman"/>
+          <w:lang w:val="tr-TR"/>
+        </w:rPr>
+        <w:t xml:space="preserve">H</w:t>
+      </w:r>
+      <w:r>
+        <w:rPr>
+          <w:rFonts w:ascii="Times New Roman" w:hAnsi="Times New Roman" w:cs="Times New Roman"/>
+          <w:lang w:val="tr-TR"/>
+          <w:vertAlign w:val="subscript"/>
+        </w:rPr>
+        <w:t xml:space="preserve">6</w:t>
+      </w:r>
+      <w:r>
+        <w:rPr>
+          <w:rFonts w:ascii="Times New Roman" w:hAnsi="Times New Roman" w:cs="Times New Roman"/>
+          <w:lang w:val="tr-TR"/>
+        </w:rPr>
         <w:t xml:space="preserve">O ve C</w:t>
       </w:r>
       <w:r>
         <w:rPr>
           <w:rFonts w:ascii="Times New Roman" w:hAnsi="Times New Roman" w:cs="Times New Roman"/>
-          <w:vertAlign w:val="subscript"/>
-          <w:lang w:val="tr-TR"/>
-        </w:rPr>
-        <w:t xml:space="preserve">3</w:t>
+          <w:lang w:val="tr-TR"/>
+          <w:vertAlign w:val="subscript"/>
+        </w:rPr>
+        <w:t xml:space="preserve">4</w:t>
       </w:r>
       <w:r>
         <w:rPr>
@@ -7554,10 +7974,10 @@
       <w:r>
         <w:rPr>
           <w:rFonts w:ascii="Times New Roman" w:hAnsi="Times New Roman" w:cs="Times New Roman"/>
-          <w:vertAlign w:val="subscript"/>
-          <w:lang w:val="tr-TR"/>
-        </w:rPr>
-        <w:t xml:space="preserve">6</w:t>
+          <w:lang w:val="tr-TR"/>
+          <w:vertAlign w:val="subscript"/>
+        </w:rPr>
+        <w:t xml:space="preserve">8</w:t>
       </w:r>
       <w:r>
         <w:rPr>
@@ -7580,13 +8000,13 @@
           <w:rFonts w:ascii="Times New Roman" w:hAnsi="Times New Roman" w:cs="Times New Roman"/>
           <w:lang w:val="tr-TR"/>
         </w:rPr>
-        <w:t xml:space="preserve">2. CH</w:t>
-      </w:r>
-      <w:r>
-        <w:rPr>
-          <w:rFonts w:ascii="Times New Roman" w:hAnsi="Times New Roman" w:cs="Times New Roman"/>
-          <w:vertAlign w:val="subscript"/>
-          <w:lang w:val="tr-TR"/>
+        <w:t xml:space="preserve">2. Karboksilik asitler: CH</w:t>
+      </w:r>
+      <w:r>
+        <w:rPr>
+          <w:rFonts w:ascii="Times New Roman" w:hAnsi="Times New Roman" w:cs="Times New Roman"/>
+          <w:lang w:val="tr-TR"/>
+          <w:vertAlign w:val="subscript"/>
         </w:rPr>
         <w:t xml:space="preserve">3</w:t>
       </w:r>
@@ -7600,25 +8020,85 @@
       <w:r>
         <w:rPr>
           <w:rFonts w:ascii="Times New Roman" w:hAnsi="Times New Roman" w:cs="Times New Roman"/>
-          <w:vertAlign w:val="subscript"/>
-          <w:lang w:val="tr-TR"/>
-        </w:rPr>
-        <w:t xml:space="preserve">2</w:t>
-      </w:r>
-      <w:r>
-        <w:rPr>
-          <w:rFonts w:ascii="Times New Roman" w:hAnsi="Times New Roman" w:cs="Times New Roman"/>
-          <w:lang w:val="tr-TR"/>
-        </w:rPr>
-        <w:t xml:space="preserve">–COOH propanoik asit; CH</w:t>
-      </w:r>
-      <w:r>
-        <w:rPr>
-          <w:rFonts w:ascii="Times New Roman" w:hAnsi="Times New Roman" w:cs="Times New Roman"/>
-          <w:vertAlign w:val="subscript"/>
-          <w:lang w:val="tr-TR"/>
-        </w:rPr>
-        <w:t xml:space="preserve">3</w:t>
+          <w:lang w:val="tr-TR"/>
+          <w:vertAlign w:val="subscript"/>
+        </w:rPr>
+        <w:t xml:space="preserve">2</w:t>
+      </w:r>
+      <w:r>
+        <w:rPr>
+          <w:rFonts w:ascii="Times New Roman" w:hAnsi="Times New Roman" w:cs="Times New Roman"/>
+          <w:lang w:val="tr-TR"/>
+        </w:rPr>
+        <w:t xml:space="preserve">–CH</w:t>
+      </w:r>
+      <w:r>
+        <w:rPr>
+          <w:rFonts w:ascii="Times New Roman" w:hAnsi="Times New Roman" w:cs="Times New Roman"/>
+          <w:lang w:val="tr-TR"/>
+          <w:vertAlign w:val="subscript"/>
+        </w:rPr>
+        <w:t xml:space="preserve">2</w:t>
+      </w:r>
+      <w:r>
+        <w:rPr>
+          <w:rFonts w:ascii="Times New Roman" w:hAnsi="Times New Roman" w:cs="Times New Roman"/>
+          <w:lang w:val="tr-TR"/>
+        </w:rPr>
+        <w:t xml:space="preserve">–COOH bütanoik asit; CH</w:t>
+      </w:r>
+      <w:r>
+        <w:rPr>
+          <w:rFonts w:ascii="Times New Roman" w:hAnsi="Times New Roman" w:cs="Times New Roman"/>
+          <w:lang w:val="tr-TR"/>
+          <w:vertAlign w:val="subscript"/>
+        </w:rPr>
+        <w:t xml:space="preserve">3</w:t>
+      </w:r>
+      <w:r>
+        <w:rPr>
+          <w:rFonts w:ascii="Times New Roman" w:hAnsi="Times New Roman" w:cs="Times New Roman"/>
+          <w:lang w:val="tr-TR"/>
+        </w:rPr>
+        <w:t xml:space="preserve">–CH(CH</w:t>
+      </w:r>
+      <w:r>
+        <w:rPr>
+          <w:rFonts w:ascii="Times New Roman" w:hAnsi="Times New Roman" w:cs="Times New Roman"/>
+          <w:lang w:val="tr-TR"/>
+          <w:vertAlign w:val="subscript"/>
+        </w:rPr>
+        <w:t xml:space="preserve">3</w:t>
+      </w:r>
+      <w:r>
+        <w:rPr>
+          <w:rFonts w:ascii="Times New Roman" w:hAnsi="Times New Roman" w:cs="Times New Roman"/>
+          <w:lang w:val="tr-TR"/>
+        </w:rPr>
+        <w:t xml:space="preserve">)–COOH 2-metilpropanoik asit. Esterler (herhangi ikisi): CH</w:t>
+      </w:r>
+      <w:r>
+        <w:rPr>
+          <w:rFonts w:ascii="Times New Roman" w:hAnsi="Times New Roman" w:cs="Times New Roman"/>
+          <w:lang w:val="tr-TR"/>
+          <w:vertAlign w:val="subscript"/>
+        </w:rPr>
+        <w:t xml:space="preserve">3</w:t>
+      </w:r>
+      <w:r>
+        <w:rPr>
+          <w:rFonts w:ascii="Times New Roman" w:hAnsi="Times New Roman" w:cs="Times New Roman"/>
+          <w:lang w:val="tr-TR"/>
+        </w:rPr>
+        <w:t xml:space="preserve">–CH</w:t>
+      </w:r>
+      <w:r>
+        <w:rPr>
+          <w:rFonts w:ascii="Times New Roman" w:hAnsi="Times New Roman" w:cs="Times New Roman"/>
+          <w:lang w:val="tr-TR"/>
+          <w:vertAlign w:val="subscript"/>
+        </w:rPr>
+        <w:t xml:space="preserve">2</w:t>
       </w:r>
       <w:r>
         <w:rPr>
@@ -7630,23 +8110,38 @@
       <w:r>
         <w:rPr>
           <w:rFonts w:ascii="Times New Roman" w:hAnsi="Times New Roman" w:cs="Times New Roman"/>
-          <w:vertAlign w:val="subscript"/>
-          <w:lang w:val="tr-TR"/>
-        </w:rPr>
-        <w:t xml:space="preserve">3</w:t>
-      </w:r>
-      <w:r>
-        <w:rPr>
-          <w:rFonts w:ascii="Times New Roman" w:hAnsi="Times New Roman" w:cs="Times New Roman"/>
-          <w:lang w:val="tr-TR"/>
-        </w:rPr>
-        <w:t xml:space="preserve"> metil etanoat; H–COO–CH</w:t>
-      </w:r>
-      <w:r>
-        <w:rPr>
-          <w:rFonts w:ascii="Times New Roman" w:hAnsi="Times New Roman" w:cs="Times New Roman"/>
-          <w:vertAlign w:val="subscript"/>
-          <w:lang w:val="tr-TR"/>
+          <w:lang w:val="tr-TR"/>
+          <w:vertAlign w:val="subscript"/>
+        </w:rPr>
+        <w:t xml:space="preserve">3</w:t>
+      </w:r>
+      <w:r>
+        <w:rPr>
+          <w:rFonts w:ascii="Times New Roman" w:hAnsi="Times New Roman" w:cs="Times New Roman"/>
+          <w:lang w:val="tr-TR"/>
+        </w:rPr>
+        <w:t xml:space="preserve"> metil propanoat; CH</w:t>
+      </w:r>
+      <w:r>
+        <w:rPr>
+          <w:rFonts w:ascii="Times New Roman" w:hAnsi="Times New Roman" w:cs="Times New Roman"/>
+          <w:lang w:val="tr-TR"/>
+          <w:vertAlign w:val="subscript"/>
+        </w:rPr>
+        <w:t xml:space="preserve">3</w:t>
+      </w:r>
+      <w:r>
+        <w:rPr>
+          <w:rFonts w:ascii="Times New Roman" w:hAnsi="Times New Roman" w:cs="Times New Roman"/>
+          <w:lang w:val="tr-TR"/>
+        </w:rPr>
+        <w:t xml:space="preserve">–COO–CH</w:t>
+      </w:r>
+      <w:r>
+        <w:rPr>
+          <w:rFonts w:ascii="Times New Roman" w:hAnsi="Times New Roman" w:cs="Times New Roman"/>
+          <w:lang w:val="tr-TR"/>
+          <w:vertAlign w:val="subscript"/>
         </w:rPr>
         <w:t xml:space="preserve">2</w:t>
       </w:r>
@@ -7660,17 +8155,92 @@
       <w:r>
         <w:rPr>
           <w:rFonts w:ascii="Times New Roman" w:hAnsi="Times New Roman" w:cs="Times New Roman"/>
-          <w:vertAlign w:val="subscript"/>
-          <w:lang w:val="tr-TR"/>
-        </w:rPr>
-        <w:t xml:space="preserve">3</w:t>
-      </w:r>
-      <w:r>
-        <w:rPr>
-          <w:rFonts w:ascii="Times New Roman" w:hAnsi="Times New Roman" w:cs="Times New Roman"/>
-          <w:lang w:val="tr-TR"/>
-        </w:rPr>
-        <w:t xml:space="preserve"> etil metanoat.</w:t>
+          <w:lang w:val="tr-TR"/>
+          <w:vertAlign w:val="subscript"/>
+        </w:rPr>
+        <w:t xml:space="preserve">3</w:t>
+      </w:r>
+      <w:r>
+        <w:rPr>
+          <w:rFonts w:ascii="Times New Roman" w:hAnsi="Times New Roman" w:cs="Times New Roman"/>
+          <w:lang w:val="tr-TR"/>
+        </w:rPr>
+        <w:t xml:space="preserve"> etil etanoat; H–COO–CH</w:t>
+      </w:r>
+      <w:r>
+        <w:rPr>
+          <w:rFonts w:ascii="Times New Roman" w:hAnsi="Times New Roman" w:cs="Times New Roman"/>
+          <w:lang w:val="tr-TR"/>
+          <w:vertAlign w:val="subscript"/>
+        </w:rPr>
+        <w:t xml:space="preserve">2</w:t>
+      </w:r>
+      <w:r>
+        <w:rPr>
+          <w:rFonts w:ascii="Times New Roman" w:hAnsi="Times New Roman" w:cs="Times New Roman"/>
+          <w:lang w:val="tr-TR"/>
+        </w:rPr>
+        <w:t xml:space="preserve">–CH</w:t>
+      </w:r>
+      <w:r>
+        <w:rPr>
+          <w:rFonts w:ascii="Times New Roman" w:hAnsi="Times New Roman" w:cs="Times New Roman"/>
+          <w:lang w:val="tr-TR"/>
+          <w:vertAlign w:val="subscript"/>
+        </w:rPr>
+        <w:t xml:space="preserve">2</w:t>
+      </w:r>
+      <w:r>
+        <w:rPr>
+          <w:rFonts w:ascii="Times New Roman" w:hAnsi="Times New Roman" w:cs="Times New Roman"/>
+          <w:lang w:val="tr-TR"/>
+        </w:rPr>
+        <w:t xml:space="preserve">–CH</w:t>
+      </w:r>
+      <w:r>
+        <w:rPr>
+          <w:rFonts w:ascii="Times New Roman" w:hAnsi="Times New Roman" w:cs="Times New Roman"/>
+          <w:lang w:val="tr-TR"/>
+          <w:vertAlign w:val="subscript"/>
+        </w:rPr>
+        <w:t xml:space="preserve">3</w:t>
+      </w:r>
+      <w:r>
+        <w:rPr>
+          <w:rFonts w:ascii="Times New Roman" w:hAnsi="Times New Roman" w:cs="Times New Roman"/>
+          <w:lang w:val="tr-TR"/>
+        </w:rPr>
+        <w:t xml:space="preserve"> propil metanoat; H–COO–CH(CH</w:t>
+      </w:r>
+      <w:r>
+        <w:rPr>
+          <w:rFonts w:ascii="Times New Roman" w:hAnsi="Times New Roman" w:cs="Times New Roman"/>
+          <w:lang w:val="tr-TR"/>
+          <w:vertAlign w:val="subscript"/>
+        </w:rPr>
+        <w:t xml:space="preserve">3</w:t>
+      </w:r>
+      <w:r>
+        <w:rPr>
+          <w:rFonts w:ascii="Times New Roman" w:hAnsi="Times New Roman" w:cs="Times New Roman"/>
+          <w:lang w:val="tr-TR"/>
+        </w:rPr>
+        <w:t xml:space="preserve">)–CH</w:t>
+      </w:r>
+      <w:r>
+        <w:rPr>
+          <w:rFonts w:ascii="Times New Roman" w:hAnsi="Times New Roman" w:cs="Times New Roman"/>
+          <w:lang w:val="tr-TR"/>
+          <w:vertAlign w:val="subscript"/>
+        </w:rPr>
+        <w:t xml:space="preserve">3</w:t>
+      </w:r>
+      <w:r>
+        <w:rPr>
+          <w:rFonts w:ascii="Times New Roman" w:hAnsi="Times New Roman" w:cs="Times New Roman"/>
+          <w:lang w:val="tr-TR"/>
+        </w:rPr>
+        <w:t xml:space="preserve"> 1-metiletil metanoat.</w:t>
       </w:r>
     </w:p>
     <w:p>
@@ -7838,15 +8408,45 @@
           <w:rFonts w:ascii="Times New Roman" w:hAnsi="Times New Roman" w:cs="Times New Roman"/>
           <w:lang w:val="tr-TR"/>
         </w:rPr>
-        <w:t xml:space="preserve">5. Etil etanoat: CH</w:t>
-      </w:r>
-      <w:r>
-        <w:rPr>
-          <w:rFonts w:ascii="Times New Roman" w:hAnsi="Times New Roman" w:cs="Times New Roman"/>
-          <w:vertAlign w:val="subscript"/>
-          <w:lang w:val="tr-TR"/>
-        </w:rPr>
-        <w:t xml:space="preserve">3</w:t>
+        <w:t xml:space="preserve">5. Metil bütanoat: CH</w:t>
+      </w:r>
+      <w:r>
+        <w:rPr>
+          <w:rFonts w:ascii="Times New Roman" w:hAnsi="Times New Roman" w:cs="Times New Roman"/>
+          <w:lang w:val="tr-TR"/>
+          <w:vertAlign w:val="subscript"/>
+        </w:rPr>
+        <w:t xml:space="preserve">3</w:t>
+      </w:r>
+      <w:r>
+        <w:rPr>
+          <w:rFonts w:ascii="Times New Roman" w:hAnsi="Times New Roman" w:cs="Times New Roman"/>
+          <w:lang w:val="tr-TR"/>
+        </w:rPr>
+        <w:t xml:space="preserve">–CH</w:t>
+      </w:r>
+      <w:r>
+        <w:rPr>
+          <w:rFonts w:ascii="Times New Roman" w:hAnsi="Times New Roman" w:cs="Times New Roman"/>
+          <w:lang w:val="tr-TR"/>
+          <w:vertAlign w:val="subscript"/>
+        </w:rPr>
+        <w:t xml:space="preserve">2</w:t>
+      </w:r>
+      <w:r>
+        <w:rPr>
+          <w:rFonts w:ascii="Times New Roman" w:hAnsi="Times New Roman" w:cs="Times New Roman"/>
+          <w:lang w:val="tr-TR"/>
+        </w:rPr>
+        <w:t xml:space="preserve">–CH</w:t>
+      </w:r>
+      <w:r>
+        <w:rPr>
+          <w:rFonts w:ascii="Times New Roman" w:hAnsi="Times New Roman" w:cs="Times New Roman"/>
+          <w:lang w:val="tr-TR"/>
+          <w:vertAlign w:val="subscript"/>
+        </w:rPr>
+        <w:t xml:space="preserve">2</w:t>
       </w:r>
       <w:r>
         <w:rPr>
@@ -7858,10 +8458,25 @@
       <w:r>
         <w:rPr>
           <w:rFonts w:ascii="Times New Roman" w:hAnsi="Times New Roman" w:cs="Times New Roman"/>
-          <w:vertAlign w:val="subscript"/>
-          <w:lang w:val="tr-TR"/>
-        </w:rPr>
-        <w:t xml:space="preserve">2</w:t>
+          <w:lang w:val="tr-TR"/>
+          <w:vertAlign w:val="subscript"/>
+        </w:rPr>
+        <w:t xml:space="preserve">3</w:t>
+      </w:r>
+      <w:r>
+        <w:rPr>
+          <w:rFonts w:ascii="Times New Roman" w:hAnsi="Times New Roman" w:cs="Times New Roman"/>
+          <w:lang w:val="tr-TR"/>
+        </w:rPr>
+        <w:t xml:space="preserve">; pentanoik asit: CH</w:t>
+      </w:r>
+      <w:r>
+        <w:rPr>
+          <w:rFonts w:ascii="Times New Roman" w:hAnsi="Times New Roman" w:cs="Times New Roman"/>
+          <w:lang w:val="tr-TR"/>
+          <w:vertAlign w:val="subscript"/>
+        </w:rPr>
+        <w:t xml:space="preserve">3</w:t>
       </w:r>
       <w:r>
         <w:rPr>
@@ -7873,25 +8488,10 @@
       <w:r>
         <w:rPr>
           <w:rFonts w:ascii="Times New Roman" w:hAnsi="Times New Roman" w:cs="Times New Roman"/>
-          <w:vertAlign w:val="subscript"/>
-          <w:lang w:val="tr-TR"/>
-        </w:rPr>
-        <w:t xml:space="preserve">3</w:t>
-      </w:r>
-      <w:r>
-        <w:rPr>
-          <w:rFonts w:ascii="Times New Roman" w:hAnsi="Times New Roman" w:cs="Times New Roman"/>
-          <w:lang w:val="tr-TR"/>
-        </w:rPr>
-        <w:t xml:space="preserve">; bütanoik asit: CH</w:t>
-      </w:r>
-      <w:r>
-        <w:rPr>
-          <w:rFonts w:ascii="Times New Roman" w:hAnsi="Times New Roman" w:cs="Times New Roman"/>
-          <w:vertAlign w:val="subscript"/>
-          <w:lang w:val="tr-TR"/>
-        </w:rPr>
-        <w:t xml:space="preserve">3</w:t>
+          <w:lang w:val="tr-TR"/>
+          <w:vertAlign w:val="subscript"/>
+        </w:rPr>
+        <w:t xml:space="preserve">2</w:t>
       </w:r>
       <w:r>
         <w:rPr>
@@ -7903,8 +8503,8 @@
       <w:r>
         <w:rPr>
           <w:rFonts w:ascii="Times New Roman" w:hAnsi="Times New Roman" w:cs="Times New Roman"/>
-          <w:vertAlign w:val="subscript"/>
-          <w:lang w:val="tr-TR"/>
+          <w:lang w:val="tr-TR"/>
+          <w:vertAlign w:val="subscript"/>
         </w:rPr>
         <w:t xml:space="preserve">2</w:t>
       </w:r>
@@ -7918,17 +8518,17 @@
       <w:r>
         <w:rPr>
           <w:rFonts w:ascii="Times New Roman" w:hAnsi="Times New Roman" w:cs="Times New Roman"/>
-          <w:vertAlign w:val="subscript"/>
-          <w:lang w:val="tr-TR"/>
-        </w:rPr>
-        <w:t xml:space="preserve">2</w:t>
-      </w:r>
-      <w:r>
-        <w:rPr>
-          <w:rFonts w:ascii="Times New Roman" w:hAnsi="Times New Roman" w:cs="Times New Roman"/>
-          <w:lang w:val="tr-TR"/>
-        </w:rPr>
-        <w:t xml:space="preserve">–COOH. Bütanoik asit molekülleri –COOH grubu sayesinde hidrojen bağıyla dimerler oluşturur; bu nedenle kaynama noktası çok yüksektir. Ester molekülleri kendi aralarında hidrojen bağı oluşturamaz. Esterler genellikle hoş, meyvemsi kokulu; küçük ve orta büyüklükteki karboksilik asitler keskin ya da kötü kokuludur. Model çizimleri: Öğrenci özgün cevabını oluşturur.</w:t>
+          <w:lang w:val="tr-TR"/>
+          <w:vertAlign w:val="subscript"/>
+        </w:rPr>
+        <w:t xml:space="preserve">2</w:t>
+      </w:r>
+      <w:r>
+        <w:rPr>
+          <w:rFonts w:ascii="Times New Roman" w:hAnsi="Times New Roman" w:cs="Times New Roman"/>
+          <w:lang w:val="tr-TR"/>
+        </w:rPr>
+        <w:t xml:space="preserve">–COOH. Pentanoik asit molekülleri –COOH grubu sayesinde hidrojen bağıyla dimerler oluşturur; bu nedenle kaynama noktası çok yüksektir. Ester molekülleri kendi aralarında hidrojen bağı oluşturamaz. Esterler genellikle hoş, meyvemsi kokulu; küçük ve orta büyüklükteki karboksilik asitler keskin ya da kötü kokuludur. Model çizimleri: Öğrenci özgün cevabını oluşturur.</w:t>
       </w:r>
     </w:p>
     <w:p>
@@ -8295,7 +8895,7 @@
           <w:rFonts w:ascii="Times New Roman" w:hAnsi="Times New Roman" w:cs="Times New Roman"/>
           <w:lang w:val="tr-TR"/>
         </w:rPr>
-        <w:t xml:space="preserve"> oluşmaz. Kart 3: Karbon sayısı arttıkça yanma ısısı artar; dallanmış alkollerde biraz azalır; aynı karbon sayısında –OH (oksijen) sayısı arttıkça yanma ısısı azalır (etanol 1367, etan-1,2-diol 1184 kJ/mol).</w:t>
+        <w:t xml:space="preserve"> oluşmaz. Kart 3: Karbon sayısı arttıkça yanma ısısı artar; –OH grubu zincir içinde olan (ikincil) ve dallanmış (üçüncül) alkollerde biraz azalır; aynı karbon sayısında –OH (oksijen) sayısı arttıkça yanma ısısı azalır (etanol 1367, etan-1,2-diol 1184 kJ/mol).</w:t>
       </w:r>
     </w:p>
     <w:p>
@@ -8311,7 +8911,7 @@
           <w:rFonts w:ascii="Times New Roman" w:hAnsi="Times New Roman" w:cs="Times New Roman"/>
           <w:lang w:val="tr-TR"/>
         </w:rPr>
-        <w:t xml:space="preserve">3. Aşama (hazır veri setiyle): q (kJ) ve molar ısı: propan-1-ol 8,49 kJ, 0,0100 mol, ≈ 849 kJ/mol; propan-2-ol 8,40 kJ, ≈ 840 kJ/mol; bütan-1-ol 9,11 kJ, 0,00811 mol, ≈ 1124 kJ/mol; bütan-2-ol 9,03 kJ, ≈ 1114 kJ/mol; pentan-1-ol 9,53 kJ, 0,00682 mol, ≈ 1398 kJ/mol; pentan-2-ol 9,49 kJ, ≈ 1392 kJ/mol. Dallanmış alkollerde açığa çıkan ısı biraz azdır; dallanmış izomer daha kararlıdır. Deneysel değerler bilimsel değerlerin yaklaşık %42’sidir (ısı kaybı, kabın ısınması, eksik yanma). İzomerler arasındaki fark %1’in altındadır; tekrarlı ölçüm yapılmadan güvenilir sonuç çıkarılamaz. Diğer sorular: Öğrenci özgün cevabını oluşturur.</w:t>
+        <w:t xml:space="preserve">3. Aşama (hazır veri setiyle): q (kJ) ve molar ısı: propan-1-ol 8,49 kJ, 0,0100 mol, ≈ 849 kJ/mol; propan-2-ol 8,40 kJ, ≈ 840 kJ/mol; bütan-1-ol 9,11 kJ, 0,00811 mol, ≈ 1124 kJ/mol; bütan-2-ol 9,03 kJ, ≈ 1114 kJ/mol; pentan-1-ol 9,53 kJ, 0,00682 mol, ≈ 1398 kJ/mol; pentan-2-ol 9,49 kJ, ≈ 1392 kJ/mol. –OH grubu zincir içinde olan ikincil alkollerde (karbon zincirleri dallanmış değildir) açığa çıkan ısı biraz azdır; ikincil alkol daha kararlıdır. Kaynama noktaları birincil alkollerde daha yüksektir; –OH grubunun zincir içinde bulunması hidrojen bağlarını zayıflatır. Hidrojen bağlarının zayıflaması sıvının yanma ısısını artırıcı yönde etkilese de molekülün kararlılığındaki artış baskındır. Deneysel değerler bilimsel değerlerin yaklaşık %42’sidir (ısı kaybı, kabın ısınması, eksik yanma). İzomerler arasındaki fark %1’in altındadır; tekrarlı ölçüm yapılmadan güvenilir sonuç çıkarılamaz. Diğer sorular: Öğrenci özgün cevabını oluşturur.</w:t>
       </w:r>
     </w:p>
     <w:p>
@@ -8648,17 +9248,17 @@
       <w:r>
         <w:rPr>
           <w:rFonts w:ascii="Times New Roman" w:hAnsi="Times New Roman" w:cs="Times New Roman"/>
-          <w:vertAlign w:val="subscript"/>
-          <w:lang w:val="tr-TR"/>
-        </w:rPr>
-        <w:t xml:space="preserve">2</w:t>
-      </w:r>
-      <w:r>
-        <w:rPr>
-          <w:rFonts w:ascii="Times New Roman" w:hAnsi="Times New Roman" w:cs="Times New Roman"/>
-          <w:lang w:val="tr-TR"/>
-        </w:rPr>
-        <w:t xml:space="preserve"> grubu yaklaşık 658 kJ/mol ekler: 5512 + 658 ≈ 6170 kJ/mol.</w:t>
+          <w:lang w:val="tr-TR"/>
+          <w:vertAlign w:val="subscript"/>
+        </w:rPr>
+        <w:t xml:space="preserve">2</w:t>
+      </w:r>
+      <w:r>
+        <w:rPr>
+          <w:rFonts w:ascii="Times New Roman" w:hAnsi="Times New Roman" w:cs="Times New Roman"/>
+          <w:lang w:val="tr-TR"/>
+        </w:rPr>
+        <w:t xml:space="preserve"> grubu yaklaşık 658 kJ/mol ekler: 5352 + 658 ≈ 6010 kJ/mol.</w:t>
       </w:r>
     </w:p>
     <w:p>
@@ -8674,7 +9274,7 @@
           <w:rFonts w:ascii="Times New Roman" w:hAnsi="Times New Roman" w:cs="Times New Roman"/>
           <w:lang w:val="tr-TR"/>
         </w:rPr>
-        <w:t xml:space="preserve">3. 2-metilpropan daha kararlıdır. İki izomer yandığında aynı ürünler oluşur; 2-metilpropan daha az ısı açığa çıkardığına göre başlangıçtaki enerjisi daha düşüktür.</w:t>
+        <w:t xml:space="preserve">3. 2,2-dimetilbütan daha kararlıdır. İki izomer yandığında aynı ürünler oluşur; 2,2-dimetilbütan daha az ısı açığa çıkardığına göre başlangıçtaki enerjisi daha düşüktür.</w:t>
       </w:r>
     </w:p>
     <w:p>

--- a/CevapAnahtari/Kimya12-tema-2-cevaplar.docx
+++ b/CevapAnahtari/Kimya12-tema-2-cevaplar.docx
@@ -2961,7 +2961,7 @@
           <w:rFonts w:ascii="Times New Roman" w:hAnsi="Times New Roman" w:cs="Times New Roman"/>
           <w:lang w:val="tr-TR"/>
         </w:rPr>
-        <w:t xml:space="preserve">2. a) Beş karbonlu halka (siklopentan): C</w:t>
+        <w:t xml:space="preserve">2. a. Beş karbonlu halka (siklopentan): C</w:t>
       </w:r>
       <w:r>
         <w:rPr>
@@ -2991,7 +2991,7 @@
           <w:rFonts w:ascii="Times New Roman" w:hAnsi="Times New Roman" w:cs="Times New Roman"/>
           <w:lang w:val="tr-TR"/>
         </w:rPr>
-        <w:t xml:space="preserve">  b) CH</w:t>
+        <w:t xml:space="preserve">  b. CH</w:t>
       </w:r>
       <w:r>
         <w:rPr>
@@ -3081,7 +3081,7 @@
           <w:rFonts w:ascii="Times New Roman" w:hAnsi="Times New Roman" w:cs="Times New Roman"/>
           <w:lang w:val="tr-TR"/>
         </w:rPr>
-        <w:t xml:space="preserve">  c) CH</w:t>
+        <w:t xml:space="preserve">  c. CH</w:t>
       </w:r>
       <w:r>
         <w:rPr>
@@ -3579,7 +3579,7 @@
           <w:rFonts w:ascii="Times New Roman" w:hAnsi="Times New Roman" w:cs="Times New Roman"/>
           <w:lang w:val="tr-TR"/>
         </w:rPr>
-        <w:t xml:space="preserve">1. a) 1, 7, 9  b) 3, 8  c) 5  ç) 2, 6  d) 4  e) 3, 5, 6, 8</w:t>
+        <w:t xml:space="preserve">1. a. 1, 7, 9  b. 3, 8  c. 5  ç. 2, 6  d. 4  e. 3, 5, 6, 8</w:t>
       </w:r>
     </w:p>
     <w:p>
@@ -4438,23 +4438,23 @@
           <w:rFonts w:ascii="Times New Roman" w:hAnsi="Times New Roman" w:cs="Times New Roman"/>
           <w:lang w:val="tr-TR"/>
         </w:rPr>
-        <w:t xml:space="preserve">1. a) 3-metilpentan  b) 2,2-dimetilpentan  c) 3-etil-2-metilpentan  ç) 3-metilbut-1-en  d) pent-2-in  e) penta-1,3-dien  f) metilsiklopentan  g) 4-etilheptan</w:t>
-      </w:r>
-    </w:p>
-    <w:p>
-      <w:pPr>
-        <w:jc w:val="both"/>
-        <w:rPr>
-          <w:rFonts w:ascii="Times New Roman" w:hAnsi="Times New Roman" w:cs="Times New Roman"/>
-          <w:lang w:val="tr-TR"/>
-        </w:rPr>
-      </w:pPr>
-      <w:r>
-        <w:rPr>
-          <w:rFonts w:ascii="Times New Roman" w:hAnsi="Times New Roman" w:cs="Times New Roman"/>
-          <w:lang w:val="tr-TR"/>
-        </w:rPr>
-        <w:t xml:space="preserve">2. a) CH</w:t>
+        <w:t xml:space="preserve">1. a. 3-metilpentan  b. 2,2-dimetilpentan  c. 3-etil-2-metilpentan  ç. 3-metilbut-1-en  d. pent-2-in  e. penta-1,3-dien  f. metilsiklopentan  g. 4-etilheptan</w:t>
+      </w:r>
+    </w:p>
+    <w:p>
+      <w:pPr>
+        <w:jc w:val="both"/>
+        <w:rPr>
+          <w:rFonts w:ascii="Times New Roman" w:hAnsi="Times New Roman" w:cs="Times New Roman"/>
+          <w:lang w:val="tr-TR"/>
+        </w:rPr>
+      </w:pPr>
+      <w:r>
+        <w:rPr>
+          <w:rFonts w:ascii="Times New Roman" w:hAnsi="Times New Roman" w:cs="Times New Roman"/>
+          <w:lang w:val="tr-TR"/>
+        </w:rPr>
+        <w:t xml:space="preserve">2. a. CH</w:t>
       </w:r>
       <w:r>
         <w:rPr>
@@ -4529,7 +4529,7 @@
           <w:rFonts w:ascii="Times New Roman" w:hAnsi="Times New Roman" w:cs="Times New Roman"/>
           <w:lang w:val="tr-TR"/>
         </w:rPr>
-        <w:t xml:space="preserve">  b) CH</w:t>
+        <w:t xml:space="preserve">  b. CH</w:t>
       </w:r>
       <w:r>
         <w:rPr>
@@ -4634,7 +4634,7 @@
           <w:rFonts w:ascii="Times New Roman" w:hAnsi="Times New Roman" w:cs="Times New Roman"/>
           <w:lang w:val="tr-TR"/>
         </w:rPr>
-        <w:t xml:space="preserve">  c) HC≡C–C(CH</w:t>
+        <w:t xml:space="preserve">  c. HC≡C–C(CH</w:t>
       </w:r>
       <w:r>
         <w:rPr>
@@ -4679,7 +4679,7 @@
           <w:rFonts w:ascii="Times New Roman" w:hAnsi="Times New Roman" w:cs="Times New Roman"/>
           <w:lang w:val="tr-TR"/>
         </w:rPr>
-        <w:t xml:space="preserve">  ç) Beş karbonlu halkada komşu iki karbon atomunun her birine birer CH</w:t>
+        <w:t xml:space="preserve">  ç. Beş karbonlu halkada komşu iki karbon atomunun her birine birer CH</w:t>
       </w:r>
       <w:r>
         <w:rPr>
@@ -4710,23 +4710,23 @@
           <w:rFonts w:ascii="Times New Roman" w:hAnsi="Times New Roman" w:cs="Times New Roman"/>
           <w:lang w:val="tr-TR"/>
         </w:rPr>
-        <w:t xml:space="preserve">3. a) En uzun zincir seçilmemiştir; ana zincir beş karbonludur: 3-metilpentan.  b) Numaralandırma ikili bağa en yakın uçtan yapılmamıştır: 2-metilpent-2-en.  c) Gruplar alfabetik sırayla yazılmamış ve iki uçtan eşit yer numaraları (4 ve 5) çıktığında etil grubuna küçük numara verilmemiştir: 4-etil-5-metiloktan.  ç) Tek yan grup bulunan halkada yer numarası yazılmaz: propilsiklobütan.</w:t>
-      </w:r>
-    </w:p>
-    <w:p>
-      <w:pPr>
-        <w:jc w:val="both"/>
-        <w:rPr>
-          <w:rFonts w:ascii="Times New Roman" w:hAnsi="Times New Roman" w:cs="Times New Roman"/>
-          <w:lang w:val="tr-TR"/>
-        </w:rPr>
-      </w:pPr>
-      <w:r>
-        <w:rPr>
-          <w:rFonts w:ascii="Times New Roman" w:hAnsi="Times New Roman" w:cs="Times New Roman"/>
-          <w:lang w:val="tr-TR"/>
-        </w:rPr>
-        <w:t xml:space="preserve">4. a) anilin  b) fenil eten (stiren)  c) toluen (metilbenzen)  ç) fenol</w:t>
+        <w:t xml:space="preserve">3. a. En uzun zincir seçilmemiştir; ana zincir beş karbonludur: 3-metilpentan.  b. Numaralandırma ikili bağa en yakın uçtan yapılmamıştır: 2-metilpent-2-en.  c. Gruplar alfabetik sırayla yazılmamış ve iki uçtan eşit yer numaraları (4 ve 5) çıktığında etil grubuna küçük numara verilmemiştir: 4-etil-5-metiloktan.  ç. Tek yan grup bulunan halkada yer numarası yazılmaz: propilsiklobütan.</w:t>
+      </w:r>
+    </w:p>
+    <w:p>
+      <w:pPr>
+        <w:jc w:val="both"/>
+        <w:rPr>
+          <w:rFonts w:ascii="Times New Roman" w:hAnsi="Times New Roman" w:cs="Times New Roman"/>
+          <w:lang w:val="tr-TR"/>
+        </w:rPr>
+      </w:pPr>
+      <w:r>
+        <w:rPr>
+          <w:rFonts w:ascii="Times New Roman" w:hAnsi="Times New Roman" w:cs="Times New Roman"/>
+          <w:lang w:val="tr-TR"/>
+        </w:rPr>
+        <w:t xml:space="preserve">4. a. anilin  b. fenil eten (stiren)  c. toluen (metilbenzen)  ç. fenol</w:t>
       </w:r>
     </w:p>
     <w:p>
@@ -5387,7 +5387,7 @@
           <w:rFonts w:ascii="Times New Roman" w:hAnsi="Times New Roman" w:cs="Times New Roman"/>
           <w:lang w:val="tr-TR"/>
         </w:rPr>
-        <w:t xml:space="preserve">2. a) 1, 3, 4 ve 5’in her biri ile 2; 6 ve 8’in her biri ile 7.  b) 3 ve 5.  c) 1 ile 3, 1 ile 5 (hept-1-en / hept-2-en); 6 ile 8 (hekz-1-in / hekz-2-in).  ç) 4 ile 1, 3 ve 5.  d) 9 (C</w:t>
+        <w:t xml:space="preserve">2. a. 1, 3, 4 ve 5’in her biri ile 2; 6 ve 8’in her biri ile 7.  b. 3 ve 5.  c. 1 ile 3, 1 ile 5 (hept-1-en / hept-2-en); 6 ile 8 (hekz-1-in / hekz-2-in).  ç. 4 ile 1, 3 ve 5.  d. 9 (C</w:t>
       </w:r>
       <w:r>
         <w:rPr>
@@ -5433,22 +5433,22 @@
           <w:rFonts w:ascii="Times New Roman" w:hAnsi="Times New Roman" w:cs="Times New Roman"/>
           <w:lang w:val="tr-TR"/>
         </w:rPr>
-        <w:t xml:space="preserve">3. a) Yok (birinci karbonda iki H).  b) Var.  c) Yok (bir karbonda iki CH</w:t>
-      </w:r>
-      <w:r>
-        <w:rPr>
-          <w:rFonts w:ascii="Times New Roman" w:hAnsi="Times New Roman" w:cs="Times New Roman"/>
-          <w:vertAlign w:val="subscript"/>
-          <w:lang w:val="tr-TR"/>
-        </w:rPr>
-        <w:t xml:space="preserve">3</w:t>
-      </w:r>
-      <w:r>
-        <w:rPr>
-          <w:rFonts w:ascii="Times New Roman" w:hAnsi="Times New Roman" w:cs="Times New Roman"/>
-          <w:lang w:val="tr-TR"/>
-        </w:rPr>
-        <w:t xml:space="preserve">).  ç) Var.</w:t>
+        <w:t xml:space="preserve">3. a. Yok (birinci karbonda iki H).  b. Var.  c. Yok (bir karbonda iki CH</w:t>
+      </w:r>
+      <w:r>
+        <w:rPr>
+          <w:rFonts w:ascii="Times New Roman" w:hAnsi="Times New Roman" w:cs="Times New Roman"/>
+          <w:vertAlign w:val="subscript"/>
+          <w:lang w:val="tr-TR"/>
+        </w:rPr>
+        <w:t xml:space="preserve">3</w:t>
+      </w:r>
+      <w:r>
+        <w:rPr>
+          <w:rFonts w:ascii="Times New Roman" w:hAnsi="Times New Roman" w:cs="Times New Roman"/>
+          <w:lang w:val="tr-TR"/>
+        </w:rPr>
+        <w:t xml:space="preserve">).  ç. Var.</w:t>
       </w:r>
     </w:p>
     <w:p>
@@ -5845,7 +5845,7 @@
           <w:rFonts w:ascii="Times New Roman" w:hAnsi="Times New Roman" w:cs="Times New Roman"/>
           <w:lang w:val="tr-TR"/>
         </w:rPr>
-        <w:t xml:space="preserve">2. a) CH</w:t>
+        <w:t xml:space="preserve">2. a. CH</w:t>
       </w:r>
       <w:r>
         <w:rPr>
@@ -5890,7 +5890,7 @@
           <w:rFonts w:ascii="Times New Roman" w:hAnsi="Times New Roman" w:cs="Times New Roman"/>
           <w:lang w:val="tr-TR"/>
         </w:rPr>
-        <w:t xml:space="preserve">  b) CH</w:t>
+        <w:t xml:space="preserve">  b. CH</w:t>
       </w:r>
       <w:r>
         <w:rPr>
@@ -5935,7 +5935,7 @@
           <w:rFonts w:ascii="Times New Roman" w:hAnsi="Times New Roman" w:cs="Times New Roman"/>
           <w:lang w:val="tr-TR"/>
         </w:rPr>
-        <w:t xml:space="preserve">  c) ClCH=CHCl  ç) CH</w:t>
+        <w:t xml:space="preserve">  c. ClCH=CHCl  ç. CH</w:t>
       </w:r>
       <w:r>
         <w:rPr>
@@ -5965,7 +5965,7 @@
           <w:rFonts w:ascii="Times New Roman" w:hAnsi="Times New Roman" w:cs="Times New Roman"/>
           <w:lang w:val="tr-TR"/>
         </w:rPr>
-        <w:t xml:space="preserve">–OH  d) –(CH</w:t>
+        <w:t xml:space="preserve">–OH  d. –(CH</w:t>
       </w:r>
       <w:r>
         <w:rPr>
@@ -6538,7 +6538,7 @@
           <w:rFonts w:ascii="Times New Roman" w:hAnsi="Times New Roman" w:cs="Times New Roman"/>
           <w:lang w:val="tr-TR"/>
         </w:rPr>
-        <w:t xml:space="preserve">1. a) 1 ve 7  b) 2 keton, 5 aldehit  c) Karboksilik asitler: 3 ve 8; esterler: 6 ve 9  ç) 4; fonksiyonel grubu –O–</w:t>
+        <w:t xml:space="preserve">1. a. 1 ve 7  b. 2 keton, 5 aldehit  c. Karboksilik asitler: 3 ve 8; esterler: 6 ve 9  ç. 4; fonksiyonel grubu –O–</w:t>
       </w:r>
     </w:p>
     <w:p>
@@ -6859,23 +6859,23 @@
           <w:rFonts w:ascii="Times New Roman" w:hAnsi="Times New Roman" w:cs="Times New Roman"/>
           <w:lang w:val="tr-TR"/>
         </w:rPr>
-        <w:t xml:space="preserve">1. a) 3-metilbütan-2-ol  b) 1-etoksipropan  c) 4-metilpentanal  d) 2-metilpentan-3-on  e) 2-kloropropanoik asit  f) propil propanoat</w:t>
-      </w:r>
-    </w:p>
-    <w:p>
-      <w:pPr>
-        <w:jc w:val="both"/>
-        <w:rPr>
-          <w:rFonts w:ascii="Times New Roman" w:hAnsi="Times New Roman" w:cs="Times New Roman"/>
-          <w:lang w:val="tr-TR"/>
-        </w:rPr>
-      </w:pPr>
-      <w:r>
-        <w:rPr>
-          <w:rFonts w:ascii="Times New Roman" w:hAnsi="Times New Roman" w:cs="Times New Roman"/>
-          <w:lang w:val="tr-TR"/>
-        </w:rPr>
-        <w:t xml:space="preserve">2. a) CH</w:t>
+        <w:t xml:space="preserve">1. a. 3-metilbütan-2-ol  b. 1-etoksipropan  c. 4-metilpentanal  ç. 2-metilpentan-3-on  d. 2-kloropropanoik asit  e. propil propanoat</w:t>
+      </w:r>
+    </w:p>
+    <w:p>
+      <w:pPr>
+        <w:jc w:val="both"/>
+        <w:rPr>
+          <w:rFonts w:ascii="Times New Roman" w:hAnsi="Times New Roman" w:cs="Times New Roman"/>
+          <w:lang w:val="tr-TR"/>
+        </w:rPr>
+      </w:pPr>
+      <w:r>
+        <w:rPr>
+          <w:rFonts w:ascii="Times New Roman" w:hAnsi="Times New Roman" w:cs="Times New Roman"/>
+          <w:lang w:val="tr-TR"/>
+        </w:rPr>
+        <w:t xml:space="preserve">2. a. CH</w:t>
       </w:r>
       <w:r>
         <w:rPr>
@@ -6950,7 +6950,7 @@
           <w:rFonts w:ascii="Times New Roman" w:hAnsi="Times New Roman" w:cs="Times New Roman"/>
           <w:lang w:val="tr-TR"/>
         </w:rPr>
-        <w:t xml:space="preserve">  b) CH</w:t>
+        <w:t xml:space="preserve">  b. CH</w:t>
       </w:r>
       <w:r>
         <w:rPr>
@@ -7010,7 +7010,7 @@
           <w:rFonts w:ascii="Times New Roman" w:hAnsi="Times New Roman" w:cs="Times New Roman"/>
           <w:lang w:val="tr-TR"/>
         </w:rPr>
-        <w:t xml:space="preserve">  c) CH</w:t>
+        <w:t xml:space="preserve">  c. CH</w:t>
       </w:r>
       <w:r>
         <w:rPr>
@@ -7070,7 +7070,7 @@
           <w:rFonts w:ascii="Times New Roman" w:hAnsi="Times New Roman" w:cs="Times New Roman"/>
           <w:lang w:val="tr-TR"/>
         </w:rPr>
-        <w:t xml:space="preserve">  d) CH</w:t>
+        <w:t xml:space="preserve">  ç. CH</w:t>
       </w:r>
       <w:r>
         <w:rPr>
@@ -7160,7 +7160,7 @@
           <w:rFonts w:ascii="Times New Roman" w:hAnsi="Times New Roman" w:cs="Times New Roman"/>
           <w:lang w:val="tr-TR"/>
         </w:rPr>
-        <w:t xml:space="preserve">  e) CH</w:t>
+        <w:t xml:space="preserve">  d. CH</w:t>
       </w:r>
       <w:r>
         <w:rPr>
@@ -9215,7 +9215,7 @@
           <w:rFonts w:ascii="Times New Roman" w:hAnsi="Times New Roman" w:cs="Times New Roman"/>
           <w:lang w:val="tr-TR"/>
         </w:rPr>
-        <w:t xml:space="preserve">1. a) 2C</w:t>
+        <w:t xml:space="preserve">1. a. 2C</w:t>
       </w:r>
       <w:r>
         <w:rPr>
@@ -9290,7 +9290,7 @@
           <w:rFonts w:ascii="Times New Roman" w:hAnsi="Times New Roman" w:cs="Times New Roman"/>
           <w:lang w:val="tr-TR"/>
         </w:rPr>
-        <w:t xml:space="preserve">O  b) 2C</w:t>
+        <w:t xml:space="preserve">O  b. 2C</w:t>
       </w:r>
       <w:r>
         <w:rPr>
@@ -9380,7 +9380,7 @@
           <w:rFonts w:ascii="Times New Roman" w:hAnsi="Times New Roman" w:cs="Times New Roman"/>
           <w:lang w:val="tr-TR"/>
         </w:rPr>
-        <w:t xml:space="preserve">O  c) S + O</w:t>
+        <w:t xml:space="preserve">O  c. S + O</w:t>
       </w:r>
       <w:r>
         <w:rPr>
@@ -9699,7 +9699,7 @@
           <w:rFonts w:ascii="Times New Roman" w:hAnsi="Times New Roman" w:cs="Times New Roman"/>
           <w:lang w:val="tr-TR"/>
         </w:rPr>
-        <w:t xml:space="preserve">a) 4 tane C–H (4 σ), C1=C2 (1 σ + 1 π), C2–C3 (1 σ), C3≡C4 (1 σ + 2 π): toplam 7 sigma, 3 pi bağı.  b) C1: sp</w:t>
+        <w:t xml:space="preserve">a. 4 tane C–H (4 σ), C1=C2 (1 σ + 1 π), C2–C3 (1 σ), C3≡C4 (1 σ + 2 π): toplam 7 sigma, 3 pi bağı.  b. C1: sp</w:t>
       </w:r>
       <w:r>
         <w:rPr>
@@ -9729,7 +9729,7 @@
           <w:rFonts w:ascii="Times New Roman" w:hAnsi="Times New Roman" w:cs="Times New Roman"/>
           <w:lang w:val="tr-TR"/>
         </w:rPr>
-        <w:t xml:space="preserve">, C3: sp, C4: sp.  c) C3≡C4 &lt; C1=C2 &lt; C2–C3.  ç) Evet. sp</w:t>
+        <w:t xml:space="preserve">, C3: sp, C4: sp.  c. C3≡C4 &lt; C1=C2 &lt; C2–C3.  ç. Evet. sp</w:t>
       </w:r>
       <w:r>
         <w:rPr>
@@ -9764,7 +9764,7 @@
           <w:rFonts w:ascii="Times New Roman" w:hAnsi="Times New Roman" w:cs="Times New Roman"/>
           <w:lang w:val="tr-TR"/>
         </w:rPr>
-        <w:t xml:space="preserve">a) 837 − 347 = 490 kJ/mol; bir pi bağının ortalama katkısı 490 / 2 = 245 kJ/mol.  b) C=C bağındaki pi bağının katkısı 611 − 347 = 264 kJ/mol’dür; her iki değer de sigma bağının enerjisinden (347 kJ/mol) küçüktür.  c) Pi bağında paralel p orbitalleri ancak kenarlarından (yan yana) örtüşebildiği için iki çekirdek arasındaki ortak bölgede elektron yoğunluğu uç uca örtüşmeye göre azdır; bu nedenle pi bağı daha zayıftır.</w:t>
+        <w:t xml:space="preserve">a. 837 − 347 = 490 kJ/mol; bir pi bağının ortalama katkısı 490 / 2 = 245 kJ/mol.  b. C=C bağındaki pi bağının katkısı 611 − 347 = 264 kJ/mol’dür; her iki değer de sigma bağının enerjisinden (347 kJ/mol) küçüktür.  c. Pi bağında paralel p orbitalleri ancak kenarlarından (yan yana) örtüşebildiği için iki çekirdek arasındaki ortak bölgede elektron yoğunluğu uç uca örtüşmeye göre azdır; bu nedenle pi bağı daha zayıftır.</w:t>
       </w:r>
     </w:p>
     <w:p>
@@ -10409,7 +10409,7 @@
           <w:rFonts w:ascii="Times New Roman" w:hAnsi="Times New Roman" w:cs="Times New Roman"/>
           <w:lang w:val="tr-TR"/>
         </w:rPr>
-        <w:t xml:space="preserve">a) C=O (1 σ + 1 π), 2 tane C–N (2 σ), 4 tane N–H (4 σ): toplam 7 sigma, 1 pi bağı.  b) Karbon atomu üç atoma bağlıdır ve ortaklanmamış elektron çifti yoktur: sp</w:t>
+        <w:t xml:space="preserve">a. C=O (1 σ + 1 π), 2 tane C–N (2 σ), 4 tane N–H (4 σ): toplam 7 sigma, 1 pi bağı.  b. Karbon atomu üç atoma bağlıdır ve ortaklanmamış elektron çifti yoktur: sp</w:t>
       </w:r>
       <w:r>
         <w:rPr>
@@ -10699,7 +10699,7 @@
           <w:rFonts w:ascii="Times New Roman" w:hAnsi="Times New Roman" w:cs="Times New Roman"/>
           <w:lang w:val="tr-TR"/>
         </w:rPr>
-        <w:t xml:space="preserve">a) 6 (hekzan)  b) 4 (2-metilbut-2-en)  c) 2 (pent-1-in)  ç) Sikloalkan: 1 (siklopentan); sikloalken: 5 (siklohekzen)  d) 3 (toluen)  e) 2, 4 ve 5</w:t>
+        <w:t xml:space="preserve">a. 6 (hekzan)  b. 4 (2-metilbut-2-en)  c. 2 (pent-1-in)  ç. Sikloalkan: 1 (siklopentan); sikloalken: 5 (siklohekzen)  d. 3 (toluen)  e. 2, 4 ve 5</w:t>
       </w:r>
     </w:p>
     <w:p>
@@ -10799,7 +10799,7 @@
           <w:rFonts w:ascii="Times New Roman" w:hAnsi="Times New Roman" w:cs="Times New Roman"/>
           <w:lang w:val="tr-TR"/>
         </w:rPr>
-        <w:t xml:space="preserve">a) 3-etil-2-metilpentan  b) 3-metilpent-2-en  c) 3,4-dimetilpent-1-in</w:t>
+        <w:t xml:space="preserve">a. 3-etil-2-metilpentan  b. 3-metilpent-2-en  c. 3,4-dimetilpent-1-in</w:t>
       </w:r>
     </w:p>
     <w:p>
@@ -11074,7 +11074,7 @@
           <w:rFonts w:ascii="Times New Roman" w:hAnsi="Times New Roman" w:cs="Times New Roman"/>
           <w:lang w:val="tr-TR"/>
         </w:rPr>
-        <w:t xml:space="preserve">a) but-1-en &gt; 2-metilbütan &gt; pentan &gt; hekzan (kaynama noktası düştükçe buhar basıncı artar).  b) İki bileşik de apolardır ve aralarında yalnızca London kuvvetleri etkindir. Dallanmış 2-metilbütan molekülleri küreye daha yakın olduğu için temas yüzeyleri küçüktür, London kuvvetleri zayıftır ve kaynama noktası daha düşüktür.  c) but-1-en</w:t>
+        <w:t xml:space="preserve">a. but-1-en &gt; 2-metilbütan &gt; pentan &gt; hekzan (kaynama noktası düştükçe buhar basıncı artar).  b. İki bileşik de apolardır ve aralarında yalnızca London kuvvetleri etkindir. Dallanmış 2-metilbütan molekülleri küreye daha yakın olduğu için temas yüzeyleri küçüktür, London kuvvetleri zayıftır ve kaynama noktası daha düşüktür.  c. but-1-en</w:t>
       </w:r>
     </w:p>
     <w:p>
@@ -11194,7 +11194,7 @@
           <w:rFonts w:ascii="Times New Roman" w:hAnsi="Times New Roman" w:cs="Times New Roman"/>
           <w:lang w:val="tr-TR"/>
         </w:rPr>
-        <w:t xml:space="preserve">a) 3-metilpentanal  b) 2-metilhekzan-3-on  c) propil propanoat  ç) 4-hidroksibütanoik asit  d) 2-etoksipropan</w:t>
+        <w:t xml:space="preserve">a. 3-metilpentanal  b. 2-metilhekzan-3-on  c. propil propanoat  ç. 4-hidroksibütanoik asit  d. 2-etoksipropan</w:t>
       </w:r>
     </w:p>
     <w:p>
@@ -11214,7 +11214,7 @@
           <w:rFonts w:ascii="Times New Roman" w:hAnsi="Times New Roman" w:cs="Times New Roman"/>
           <w:lang w:val="tr-TR"/>
         </w:rPr>
-        <w:t xml:space="preserve">a) CH</w:t>
+        <w:t xml:space="preserve">a. CH</w:t>
       </w:r>
       <w:r>
         <w:rPr>
@@ -11274,7 +11274,7 @@
           <w:rFonts w:ascii="Times New Roman" w:hAnsi="Times New Roman" w:cs="Times New Roman"/>
           <w:lang w:val="tr-TR"/>
         </w:rPr>
-        <w:t xml:space="preserve">; –OH grubunu taşıyan en uzun zincir seçilmemiştir: pentan-2-ol.  b) CH</w:t>
+        <w:t xml:space="preserve">; –OH grubunu taşıyan en uzun zincir seçilmemiştir: pentan-2-ol.  b. CH</w:t>
       </w:r>
       <w:r>
         <w:rPr>
@@ -11319,7 +11319,7 @@
           <w:rFonts w:ascii="Times New Roman" w:hAnsi="Times New Roman" w:cs="Times New Roman"/>
           <w:lang w:val="tr-TR"/>
         </w:rPr>
-        <w:t xml:space="preserve">; numaralandırma karbonil grubuna küçük numara veren uçtan yapılmamış ve konum numarası yanlış yere yazılmıştır: bütanon (karbonil grubu yalnızca 2. karbonda bulunabildiği için konum numarası yazılmaz).  c) CH</w:t>
+        <w:t xml:space="preserve">; numaralandırma karbonil grubuna küçük numara veren uçtan yapılmamış ve konum numarası yanlış yere yazılmıştır: bütanon (karbonil grubu yalnızca 2. karbonda bulunabildiği için konum numarası yazılmaz).  c. CH</w:t>
       </w:r>
       <w:r>
         <w:rPr>
@@ -11614,7 +11614,7 @@
           <w:rFonts w:ascii="Times New Roman" w:hAnsi="Times New Roman" w:cs="Times New Roman"/>
           <w:lang w:val="tr-TR"/>
         </w:rPr>
-        <w:t xml:space="preserve">a) 2C</w:t>
+        <w:t xml:space="preserve">a. 2C</w:t>
       </w:r>
       <w:r>
         <w:rPr>
@@ -11749,7 +11749,7 @@
           <w:rFonts w:ascii="Times New Roman" w:hAnsi="Times New Roman" w:cs="Times New Roman"/>
           <w:lang w:val="tr-TR"/>
         </w:rPr>
-        <w:t xml:space="preserve">) = 8,0 · 44 = 352 g.  b) n(CH</w:t>
+        <w:t xml:space="preserve">) = 8,0 · 44 = 352 g.  b. n(CH</w:t>
       </w:r>
       <w:r>
         <w:rPr>
@@ -11794,7 +11794,7 @@
           <w:rFonts w:ascii="Times New Roman" w:hAnsi="Times New Roman" w:cs="Times New Roman"/>
           <w:lang w:val="tr-TR"/>
         </w:rPr>
-        <w:t xml:space="preserve">) ≈ 6,465 · 44 ≈ 284 g (bütana göre yaklaşık %19 daha az).  c) Metanda H/C oranı 4, bütanda 2,5’tir. H/C oranı yüksek olan yakıtta açığa çıkan enerjinin daha büyük kısmı suyun oluşumundan geldiği için aynı enerji başına daha az CO</w:t>
+        <w:t xml:space="preserve">) ≈ 6,465 · 44 ≈ 284 g (bütana göre yaklaşık %19 daha az).  c. Metanda H/C oranı 4, bütanda 2,5’tir. H/C oranı yüksek olan yakıtta açığa çıkan enerjinin daha büyük kısmı suyun oluşumundan geldiği için aynı enerji başına daha az CO</w:t>
       </w:r>
       <w:r>
         <w:rPr>
@@ -13714,7 +13714,7 @@
           <w:rFonts w:ascii="Times New Roman" w:hAnsi="Times New Roman" w:cs="Times New Roman"/>
           <w:lang w:val="tr-TR"/>
         </w:rPr>
-        <w:t xml:space="preserve">a) alifatik  b) doymuş  c) aromatik  ç) sikloalken  d) doymamış (fazla kavram: alkin)</w:t>
+        <w:t xml:space="preserve">a. alifatik  b. doymuş  c. aromatik  ç. sikloalken  d. doymamış (fazla kavram: alkin)</w:t>
       </w:r>
     </w:p>
     <w:p>
@@ -13734,7 +13734,7 @@
           <w:rFonts w:ascii="Times New Roman" w:hAnsi="Times New Roman" w:cs="Times New Roman"/>
           <w:lang w:val="tr-TR"/>
         </w:rPr>
-        <w:t xml:space="preserve">a) 3-metilhekzan  b) 3,3-dimetilbut-1-en  c) 1,3-dimetilsiklopentan  ç) hekza-1,4-dien</w:t>
+        <w:t xml:space="preserve">a. 3-metilhekzan  b. 3,3-dimetilbut-1-en  c. 1,3-dimetilsiklopentan  ç. hekza-1,4-dien</w:t>
       </w:r>
     </w:p>
     <w:p>
@@ -13754,7 +13754,7 @@
           <w:rFonts w:ascii="Times New Roman" w:hAnsi="Times New Roman" w:cs="Times New Roman"/>
           <w:lang w:val="tr-TR"/>
         </w:rPr>
-        <w:t xml:space="preserve">a) Numaralandırma yan gruba yakın uçtan yapılmalıdır: 2-metilbütan.  b) En uzun zincir seçilmemiştir; etil grubu üzerinden devam eden zincir altı karbonludur: 3-metilhekzan.  c) Numaralandırma ikili bağa yakın uçtan yapılmalıdır: pent-1-en.  ç) Numaralandırma yan gruptan önce üçlü bağa göre yapılmalıdır: 3-metilbut-1-in.</w:t>
+        <w:t xml:space="preserve">a. Numaralandırma yan gruba yakın uçtan yapılmalıdır: 2-metilbütan.  b. En uzun zincir seçilmemiştir; etil grubu üzerinden devam eden zincir altı karbonludur: 3-metilhekzan.  c. Numaralandırma ikili bağa yakın uçtan yapılmalıdır: pent-1-en.  ç. Numaralandırma yan gruptan önce üçlü bağa göre yapılmalıdır: 3-metilbut-1-in.</w:t>
       </w:r>
     </w:p>
     <w:p>
@@ -13959,7 +13959,7 @@
           <w:rFonts w:ascii="Times New Roman" w:hAnsi="Times New Roman" w:cs="Times New Roman"/>
           <w:lang w:val="tr-TR"/>
         </w:rPr>
-        <w:t xml:space="preserve">a) CH</w:t>
+        <w:t xml:space="preserve">a. CH</w:t>
       </w:r>
       <w:r>
         <w:rPr>
@@ -14004,7 +14004,7 @@
           <w:rFonts w:ascii="Times New Roman" w:hAnsi="Times New Roman" w:cs="Times New Roman"/>
           <w:lang w:val="tr-TR"/>
         </w:rPr>
-        <w:t xml:space="preserve">  b) CH</w:t>
+        <w:t xml:space="preserve">  b. CH</w:t>
       </w:r>
       <w:r>
         <w:rPr>
@@ -14049,7 +14049,7 @@
           <w:rFonts w:ascii="Times New Roman" w:hAnsi="Times New Roman" w:cs="Times New Roman"/>
           <w:lang w:val="tr-TR"/>
         </w:rPr>
-        <w:t xml:space="preserve">  c) CH</w:t>
+        <w:t xml:space="preserve">  c. CH</w:t>
       </w:r>
       <w:r>
         <w:rPr>
@@ -14079,7 +14079,7 @@
           <w:rFonts w:ascii="Times New Roman" w:hAnsi="Times New Roman" w:cs="Times New Roman"/>
           <w:lang w:val="tr-TR"/>
         </w:rPr>
-        <w:t xml:space="preserve">Br  ç) siklohekzan (altı CH</w:t>
+        <w:t xml:space="preserve">Br  ç. siklohekzan (altı CH</w:t>
       </w:r>
       <w:r>
         <w:rPr>
@@ -14184,7 +14184,7 @@
           <w:rFonts w:ascii="Times New Roman" w:hAnsi="Times New Roman" w:cs="Times New Roman"/>
           <w:lang w:val="tr-TR"/>
         </w:rPr>
-        <w:t xml:space="preserve">a) (CH</w:t>
+        <w:t xml:space="preserve">a. (CH</w:t>
       </w:r>
       <w:r>
         <w:rPr>
@@ -14229,7 +14229,7 @@
           <w:rFonts w:ascii="Times New Roman" w:hAnsi="Times New Roman" w:cs="Times New Roman"/>
           <w:lang w:val="tr-TR"/>
         </w:rPr>
-        <w:t xml:space="preserve">–OH  b) CH</w:t>
+        <w:t xml:space="preserve">–OH  b. CH</w:t>
       </w:r>
       <w:r>
         <w:rPr>
@@ -14289,7 +14289,7 @@
           <w:rFonts w:ascii="Times New Roman" w:hAnsi="Times New Roman" w:cs="Times New Roman"/>
           <w:lang w:val="tr-TR"/>
         </w:rPr>
-        <w:t xml:space="preserve">–CHO  c) CH</w:t>
+        <w:t xml:space="preserve">–CHO  c. CH</w:t>
       </w:r>
       <w:r>
         <w:rPr>
@@ -14349,7 +14349,7 @@
           <w:rFonts w:ascii="Times New Roman" w:hAnsi="Times New Roman" w:cs="Times New Roman"/>
           <w:lang w:val="tr-TR"/>
         </w:rPr>
-        <w:t xml:space="preserve">  ç) CH</w:t>
+        <w:t xml:space="preserve">  ç. CH</w:t>
       </w:r>
       <w:r>
         <w:rPr>
@@ -14424,7 +14424,7 @@
           <w:rFonts w:ascii="Times New Roman" w:hAnsi="Times New Roman" w:cs="Times New Roman"/>
           <w:lang w:val="tr-TR"/>
         </w:rPr>
-        <w:t xml:space="preserve">  d) CH</w:t>
+        <w:t xml:space="preserve">  d. CH</w:t>
       </w:r>
       <w:r>
         <w:rPr>
@@ -14494,7 +14494,7 @@
           <w:rFonts w:ascii="Times New Roman" w:hAnsi="Times New Roman" w:cs="Times New Roman"/>
           <w:lang w:val="tr-TR"/>
         </w:rPr>
-        <w:t xml:space="preserve">a) (2) ve (4) aynı bileşiktir; ikisinde de karbonil karbonu bir CH</w:t>
+        <w:t xml:space="preserve">a. (2) ve (4) aynı bileşiktir; ikisinde de karbonil karbonu bir CH</w:t>
       </w:r>
       <w:r>
         <w:rPr>
@@ -14524,7 +14524,7 @@
           <w:rFonts w:ascii="Times New Roman" w:hAnsi="Times New Roman" w:cs="Times New Roman"/>
           <w:lang w:val="tr-TR"/>
         </w:rPr>
-        <w:t xml:space="preserve"> grubuna bağlıdır, formül yalnızca ters yönden yazılmıştır.  b) (1) propanoik asit, (2) ve (4) metil etanoat, (3) etil metanoat. Propanoik asit ile her iki ester fonksiyonel grup izomeridir; iki ester ise aynı fonksiyonel gruba sahip olduğu için fonksiyonel grup izomeri değildir.  c) Propanoik asit; molekülleri arasında hidrojen bağı oluşur.</w:t>
+        <w:t xml:space="preserve"> grubuna bağlıdır, formül yalnızca ters yönden yazılmıştır.  b. (1) propanoik asit, (2) ve (4) metil etanoat, (3) etil metanoat. Propanoik asit ile her iki ester fonksiyonel grup izomeridir; iki ester ise aynı fonksiyonel gruba sahip olduğu için fonksiyonel grup izomeri değildir.  c. Propanoik asit; molekülleri arasında hidrojen bağı oluşur.</w:t>
       </w:r>
     </w:p>
     <w:p>
